--- a/report_template.docx
+++ b/report_template.docx
@@ -15,7 +15,17 @@
         <w:pStyle w:val="Subtitle"/>
       </w:pPr>
       <w:r>
-        <w:t xml:space="preserve">Project: ****</w:t>
+        <w:t xml:space="preserve">Project:</w:t>
+      </w:r>
+      <w:r>
+        <w:t xml:space="preserve"> </w:t>
+      </w:r>
+      <w:r>
+        <w:rPr>
+          <w:b/>
+          <w:bCs/>
+        </w:rPr>
+        <w:t xml:space="preserve">adsf</w:t>
       </w:r>
     </w:p>
     <w:p>
@@ -26,7 +36,7 @@
         <w:t xml:space="preserve">2025-07-09</w:t>
       </w:r>
     </w:p>
-    <w:bookmarkStart w:id="21" w:name="preface"/>
+    <w:bookmarkStart w:id="22" w:name="preface"/>
     <w:p>
       <w:pPr>
         <w:pStyle w:val="Heading2"/>
@@ -61,12 +71,27 @@
       <w:pPr>
         <w:pStyle w:val="BodyText"/>
       </w:pPr>
+      <w:hyperlink r:id="rId21">
+        <w:r>
+          <w:rPr>
+            <w:rStyle w:val="Hyperlink"/>
+            <w:b/>
+            <w:bCs/>
+          </w:rPr>
+          <w:t xml:space="preserve">Restore this configuration in the tool through this link</w:t>
+        </w:r>
+      </w:hyperlink>
+    </w:p>
+    <w:p>
+      <w:pPr>
+        <w:pStyle w:val="BodyText"/>
+      </w:pPr>
       <w:r>
         <w:t xml:space="preserve">In some situations, a device might not be able to meet all the requirements, and the researcher might need to make a decision on which requirements are most important. This document is a resource to guide the decision process between researchers and manufacturers.</w:t>
       </w:r>
     </w:p>
-    <w:bookmarkEnd w:id="21"/>
-    <w:bookmarkStart w:id="23" w:name="general-information"/>
+    <w:bookmarkEnd w:id="22"/>
+    <w:bookmarkStart w:id="24" w:name="general-information"/>
     <w:p>
       <w:pPr>
         <w:pStyle w:val="Heading2"/>
@@ -80,10 +105,10 @@
         <w:pStyle w:val="FirstParagraph"/>
       </w:pPr>
       <w:r>
-        <w:t xml:space="preserve">Type(s) of study: Not specified</w:t>
+        <w:t xml:space="preserve">Type(s) of study: observational, cohort</w:t>
       </w:r>
     </w:p>
-    <w:bookmarkStart w:id="22" w:name="description-of-the-main-use-case"/>
+    <w:bookmarkStart w:id="23" w:name="description-of-the-main-use-case"/>
     <w:p>
       <w:pPr>
         <w:pStyle w:val="Heading3"/>
@@ -92,9 +117,17 @@
         <w:t xml:space="preserve">Description of the (main) use case:</w:t>
       </w:r>
     </w:p>
-    <w:bookmarkEnd w:id="22"/>
+    <w:p>
+      <w:pPr>
+        <w:pStyle w:val="FirstParagraph"/>
+      </w:pPr>
+      <w:r>
+        <w:t xml:space="preserve">asdfga</w:t>
+      </w:r>
+    </w:p>
     <w:bookmarkEnd w:id="23"/>
-    <w:bookmarkStart w:id="24" w:name="hardware-requirements"/>
+    <w:bookmarkEnd w:id="24"/>
+    <w:bookmarkStart w:id="25" w:name="hardware-requirements"/>
     <w:p>
       <w:pPr>
         <w:pStyle w:val="Heading2"/>
@@ -250,8 +283,8 @@
         </w:tc>
       </w:tr>
     </w:tbl>
-    <w:bookmarkEnd w:id="24"/>
-    <w:bookmarkStart w:id="25" w:name="data-requirements"/>
+    <w:bookmarkEnd w:id="25"/>
+    <w:bookmarkStart w:id="26" w:name="data-requirements"/>
     <w:p>
       <w:pPr>
         <w:pStyle w:val="Heading2"/>
@@ -375,8 +408,8 @@
         </w:tc>
       </w:tr>
     </w:tbl>
-    <w:bookmarkEnd w:id="25"/>
-    <w:bookmarkStart w:id="26" w:name="other-requirements"/>
+    <w:bookmarkEnd w:id="26"/>
+    <w:bookmarkStart w:id="27" w:name="other-requirements"/>
     <w:p>
       <w:pPr>
         <w:pStyle w:val="Heading2"/>
@@ -468,7 +501,7 @@
         </w:tc>
       </w:tr>
     </w:tbl>
-    <w:bookmarkEnd w:id="26"/>
+    <w:bookmarkEnd w:id="27"/>
     <w:sectPr/>
   </w:body>
 </w:document>

--- a/report_template.docx
+++ b/report_template.docx
@@ -15,17 +15,7 @@
         <w:pStyle w:val="Subtitle"/>
       </w:pPr>
       <w:r>
-        <w:t xml:space="preserve">Project:</w:t>
-      </w:r>
-      <w:r>
-        <w:t xml:space="preserve"> </w:t>
-      </w:r>
-      <w:r>
-        <w:rPr>
-          <w:b/>
-          <w:bCs/>
-        </w:rPr>
-        <w:t xml:space="preserve">adsf</w:t>
+        <w:t xml:space="preserve">Project: ****</w:t>
       </w:r>
     </w:p>
     <w:p>
@@ -33,13 +23,13 @@
         <w:pStyle w:val="Date"/>
       </w:pPr>
       <w:r>
-        <w:t xml:space="preserve">2025-07-09</w:t>
+        <w:t xml:space="preserve">2025-07-22</w:t>
       </w:r>
     </w:p>
     <w:bookmarkStart w:id="22" w:name="preface"/>
     <w:p>
       <w:pPr>
-        <w:pStyle w:val="Heading2"/>
+        <w:pStyle w:val="berschrift2"/>
       </w:pPr>
       <w:r>
         <w:t xml:space="preserve">Preface</w:t>
@@ -60,7 +50,7 @@
           <w:rPr>
             <w:rStyle w:val="Hyperlink"/>
           </w:rPr>
-          <w:t xml:space="preserve">Wearable device Specification Tool</w:t>
+          <w:t xml:space="preserve">wearable device specification tool</w:t>
         </w:r>
       </w:hyperlink>
       <w:r>
@@ -69,7 +59,7 @@
     </w:p>
     <w:p>
       <w:pPr>
-        <w:pStyle w:val="BodyText"/>
+        <w:pStyle w:val="Textkrper"/>
       </w:pPr>
       <w:hyperlink r:id="rId21">
         <w:r>
@@ -84,7 +74,7 @@
     </w:p>
     <w:p>
       <w:pPr>
-        <w:pStyle w:val="BodyText"/>
+        <w:pStyle w:val="Textkrper"/>
       </w:pPr>
       <w:r>
         <w:t xml:space="preserve">In some situations, a device might not be able to meet all the requirements, and the researcher might need to make a decision on which requirements are most important. This document is a resource to guide the decision process between researchers and manufacturers.</w:t>
@@ -94,7 +84,7 @@
     <w:bookmarkStart w:id="24" w:name="general-information"/>
     <w:p>
       <w:pPr>
-        <w:pStyle w:val="Heading2"/>
+        <w:pStyle w:val="berschrift2"/>
       </w:pPr>
       <w:r>
         <w:t xml:space="preserve">General information</w:t>
@@ -105,24 +95,16 @@
         <w:pStyle w:val="FirstParagraph"/>
       </w:pPr>
       <w:r>
-        <w:t xml:space="preserve">Type(s) of study: observational, cohort</w:t>
+        <w:t xml:space="preserve">Type(s) of study: Not specified</w:t>
       </w:r>
     </w:p>
     <w:bookmarkStart w:id="23" w:name="description-of-the-main-use-case"/>
     <w:p>
       <w:pPr>
-        <w:pStyle w:val="Heading3"/>
+        <w:pStyle w:val="berschrift3"/>
       </w:pPr>
       <w:r>
         <w:t xml:space="preserve">Description of the (main) use case:</w:t>
-      </w:r>
-    </w:p>
-    <w:p>
-      <w:pPr>
-        <w:pStyle w:val="FirstParagraph"/>
-      </w:pPr>
-      <w:r>
-        <w:t xml:space="preserve">asdfga</w:t>
       </w:r>
     </w:p>
     <w:bookmarkEnd w:id="23"/>
@@ -130,7 +112,7 @@
     <w:bookmarkStart w:id="25" w:name="hardware-requirements"/>
     <w:p>
       <w:pPr>
-        <w:pStyle w:val="Heading2"/>
+        <w:pStyle w:val="berschrift2"/>
       </w:pPr>
       <w:r>
         <w:t xml:space="preserve">Hardware requirements</w:t>
@@ -287,7 +269,7 @@
     <w:bookmarkStart w:id="26" w:name="data-requirements"/>
     <w:p>
       <w:pPr>
-        <w:pStyle w:val="Heading2"/>
+        <w:pStyle w:val="berschrift2"/>
       </w:pPr>
       <w:r>
         <w:t xml:space="preserve">Data requirements</w:t>
@@ -412,7 +394,7 @@
     <w:bookmarkStart w:id="27" w:name="other-requirements"/>
     <w:p>
       <w:pPr>
-        <w:pStyle w:val="Heading2"/>
+        <w:pStyle w:val="berschrift2"/>
       </w:pPr>
       <w:r>
         <w:t xml:space="preserve">Other requirements</w:t>
@@ -502,7 +484,13 @@
       </w:tr>
     </w:tbl>
     <w:bookmarkEnd w:id="27"/>
-    <w:sectPr/>
+    <w:sectPr>
+      <w:headerReference r:id="rId9" w:type="default"/>
+      <w:pgSz w:h="15840" w:w="12240"/>
+      <w:pgMar w:bottom="1134" w:footer="720" w:gutter="0" w:header="624" w:left="1417" w:right="1417" w:top="1417"/>
+      <w:cols w:space="720"/>
+      <w:docGrid w:linePitch="326"/>
+    </w:sectPr>
   </w:body>
 </w:document>
 </file>
@@ -530,8 +518,173 @@
 </w:footnotes>
 </file>
 
+<file path=word/header1.xml><?xml version="1.0" encoding="utf-8"?>
+<w:hdr xmlns:wpc="http://schemas.microsoft.com/office/word/2010/wordprocessingCanvas" xmlns:cx="http://schemas.microsoft.com/office/drawing/2014/chartex" xmlns:cx1="http://schemas.microsoft.com/office/drawing/2015/9/8/chartex" xmlns:cx2="http://schemas.microsoft.com/office/drawing/2015/10/21/chartex" xmlns:cx3="http://schemas.microsoft.com/office/drawing/2016/5/9/chartex" xmlns:cx4="http://schemas.microsoft.com/office/drawing/2016/5/10/chartex" xmlns:cx5="http://schemas.microsoft.com/office/drawing/2016/5/11/chartex" xmlns:cx6="http://schemas.microsoft.com/office/drawing/2016/5/12/chartex" xmlns:cx7="http://schemas.microsoft.com/office/drawing/2016/5/13/chartex" xmlns:cx8="http://schemas.microsoft.com/office/drawing/2016/5/14/chartex" xmlns:mc="http://schemas.openxmlformats.org/markup-compatibility/2006" xmlns:aink="http://schemas.microsoft.com/office/drawing/2016/ink" xmlns:am3d="http://schemas.microsoft.com/office/drawing/2017/model3d" xmlns:o="urn:schemas-microsoft-com:office:office" xmlns:oel="http://schemas.microsoft.com/office/2019/extlst" xmlns:r="http://schemas.openxmlformats.org/officeDocument/2006/relationships" xmlns:m="http://schemas.openxmlformats.org/officeDocument/2006/math" xmlns:v="urn:schemas-microsoft-com:vml" xmlns:wp14="http://schemas.microsoft.com/office/word/2010/wordprocessingDrawing" xmlns:wp="http://schemas.openxmlformats.org/drawingml/2006/wordprocessingDrawing" xmlns:w10="urn:schemas-microsoft-com:office:word" xmlns:w="http://schemas.openxmlformats.org/wordprocessingml/2006/main" xmlns:w14="http://schemas.microsoft.com/office/word/2010/wordml" xmlns:w15="http://schemas.microsoft.com/office/word/2012/wordml" xmlns:w16cex="http://schemas.microsoft.com/office/word/2018/wordml/cex" xmlns:w16cid="http://schemas.microsoft.com/office/word/2016/wordml/cid" xmlns:w16="http://schemas.microsoft.com/office/word/2018/wordml" xmlns:w16du="http://schemas.microsoft.com/office/word/2023/wordml/word16du" xmlns:w16sdtdh="http://schemas.microsoft.com/office/word/2020/wordml/sdtdatahash" xmlns:w16sdtfl="http://schemas.microsoft.com/office/word/2024/wordml/sdtformatlock" xmlns:w16se="http://schemas.microsoft.com/office/word/2015/wordml/symex" xmlns:wpg="http://schemas.microsoft.com/office/word/2010/wordprocessingGroup" xmlns:wpi="http://schemas.microsoft.com/office/word/2010/wordprocessingInk" xmlns:wne="http://schemas.microsoft.com/office/word/2006/wordml" xmlns:wps="http://schemas.microsoft.com/office/word/2010/wordprocessingShape" mc:Ignorable="w14 w15 w16se w16cid w16 w16cex w16sdtdh w16sdtfl w16du wp14">
+  <w:p>
+    <w:pPr>
+      <w:pStyle w:val="Kopfzeile"/>
+    </w:pPr>
+    <w:r>
+      <w:rPr>
+        <w:noProof/>
+      </w:rPr>
+      <w:drawing>
+        <wp:inline distT="0" distB="0" distL="0" distR="0" wp14:anchorId="543274E6" wp14:editId="155F708B">
+          <wp:extent cx="5972810" cy="570865"/>
+          <wp:effectExtent l="0" t="0" r="0" b="0"/>
+          <wp:docPr id="1755176117" name="Grafik 1"/>
+          <wp:cNvGraphicFramePr>
+            <a:graphicFrameLocks xmlns:a="http://schemas.openxmlformats.org/drawingml/2006/main" noChangeAspect="1"/>
+          </wp:cNvGraphicFramePr>
+          <a:graphic xmlns:a="http://schemas.openxmlformats.org/drawingml/2006/main">
+            <a:graphicData uri="http://schemas.openxmlformats.org/drawingml/2006/picture">
+              <pic:pic xmlns:pic="http://schemas.openxmlformats.org/drawingml/2006/picture">
+                <pic:nvPicPr>
+                  <pic:cNvPr id="1755176117" name="Grafik 1755176117"/>
+                  <pic:cNvPicPr/>
+                </pic:nvPicPr>
+                <pic:blipFill>
+                  <a:blip r:embed="rId1">
+                    <a:extLst>
+                      <a:ext uri="{28A0092B-C50C-407E-A947-70E740481C1C}">
+                        <a14:useLocalDpi xmlns:a14="http://schemas.microsoft.com/office/drawing/2010/main" val="0"/>
+                      </a:ext>
+                    </a:extLst>
+                  </a:blip>
+                  <a:stretch>
+                    <a:fillRect/>
+                  </a:stretch>
+                </pic:blipFill>
+                <pic:spPr>
+                  <a:xfrm>
+                    <a:off x="0" y="0"/>
+                    <a:ext cx="5972810" cy="570865"/>
+                  </a:xfrm>
+                  <a:prstGeom prst="rect">
+                    <a:avLst/>
+                  </a:prstGeom>
+                </pic:spPr>
+              </pic:pic>
+            </a:graphicData>
+          </a:graphic>
+        </wp:inline>
+      </w:drawing>
+    </w:r>
+  </w:p>
+  <w:p>
+    <w:pPr>
+      <w:pStyle w:val="Kopfzeile"/>
+    </w:pPr>
+  </w:p>
+</w:hdr>
+</file>
+
 <file path=word/numbering.xml><?xml version="1.0" encoding="utf-8"?>
-<w:numbering xmlns:w="http://schemas.openxmlformats.org/wordprocessingml/2006/main">
+<w:numbering xmlns:aink="http://schemas.microsoft.com/office/drawing/2016/ink" xmlns:am3d="http://schemas.microsoft.com/office/drawing/2017/model3d" xmlns:cx="http://schemas.microsoft.com/office/drawing/2014/chartex" xmlns:cx1="http://schemas.microsoft.com/office/drawing/2015/9/8/chartex" xmlns:cx2="http://schemas.microsoft.com/office/drawing/2015/10/21/chartex" xmlns:cx3="http://schemas.microsoft.com/office/drawing/2016/5/9/chartex" xmlns:cx4="http://schemas.microsoft.com/office/drawing/2016/5/10/chartex" xmlns:cx5="http://schemas.microsoft.com/office/drawing/2016/5/11/chartex" xmlns:cx6="http://schemas.microsoft.com/office/drawing/2016/5/12/chartex" xmlns:cx7="http://schemas.microsoft.com/office/drawing/2016/5/13/chartex" xmlns:cx8="http://schemas.microsoft.com/office/drawing/2016/5/14/chartex" xmlns:m="http://schemas.openxmlformats.org/officeDocument/2006/math" xmlns:mc="http://schemas.openxmlformats.org/markup-compatibility/2006" xmlns:o="urn:schemas-microsoft-com:office:office" xmlns:oel="http://schemas.microsoft.com/office/2019/extlst" xmlns:r="http://schemas.openxmlformats.org/officeDocument/2006/relationships" xmlns:v="urn:schemas-microsoft-com:vml" xmlns:w="http://schemas.openxmlformats.org/wordprocessingml/2006/main" xmlns:w10="urn:schemas-microsoft-com:office:word" xmlns:w14="http://schemas.microsoft.com/office/word/2010/wordml" xmlns:w15="http://schemas.microsoft.com/office/word/2012/wordml" xmlns:w16="http://schemas.microsoft.com/office/word/2018/wordml" xmlns:w16cex="http://schemas.microsoft.com/office/word/2018/wordml/cex" xmlns:w16cid="http://schemas.microsoft.com/office/word/2016/wordml/cid" xmlns:w16du="http://schemas.microsoft.com/office/word/2023/wordml/word16du" xmlns:w16sdtdh="http://schemas.microsoft.com/office/word/2020/wordml/sdtdatahash" xmlns:w16sdtfl="http://schemas.microsoft.com/office/word/2024/wordml/sdtformatlock" xmlns:w16se="http://schemas.microsoft.com/office/word/2015/wordml/symex" xmlns:wne="http://schemas.microsoft.com/office/word/2006/wordml" xmlns:wp="http://schemas.openxmlformats.org/drawingml/2006/wordprocessingDrawing" xmlns:wp14="http://schemas.microsoft.com/office/word/2010/wordprocessingDrawing" xmlns:wpc="http://schemas.microsoft.com/office/word/2010/wordprocessingCanvas" xmlns:wpg="http://schemas.microsoft.com/office/word/2010/wordprocessingGroup" xmlns:wpi="http://schemas.microsoft.com/office/word/2010/wordprocessingInk" xmlns:wps="http://schemas.microsoft.com/office/word/2010/wordprocessingShape" mc:Ignorable="w14 w15 w16se w16cid w16 w16cex w16sdtdh w16sdtfl w16du wp14">
+  <w:abstractNum w15:restartNumberingAfterBreak="0" w:abstractNumId="0">
+    <w:nsid w:val="170CD2DE"/>
+    <w:multiLevelType w:val="multilevel"/>
+    <w:tmpl w:val="DEFCEADE"/>
+    <w:lvl w:ilvl="0">
+      <w:numFmt w:val="bullet"/>
+      <w:lvlText w:val=" "/>
+      <w:lvlJc w:val="left"/>
+      <w:pPr>
+        <w:tabs>
+          <w:tab w:pos="0" w:val="num"/>
+        </w:tabs>
+        <w:ind w:hanging="480" w:left="480"/>
+      </w:pPr>
+    </w:lvl>
+    <w:lvl w:ilvl="1">
+      <w:numFmt w:val="bullet"/>
+      <w:lvlText w:val=" "/>
+      <w:lvlJc w:val="left"/>
+      <w:pPr>
+        <w:tabs>
+          <w:tab w:pos="720" w:val="num"/>
+        </w:tabs>
+        <w:ind w:hanging="480" w:left="1200"/>
+      </w:pPr>
+    </w:lvl>
+    <w:lvl w:ilvl="2">
+      <w:numFmt w:val="bullet"/>
+      <w:lvlText w:val=" "/>
+      <w:lvlJc w:val="left"/>
+      <w:pPr>
+        <w:tabs>
+          <w:tab w:pos="1440" w:val="num"/>
+        </w:tabs>
+        <w:ind w:hanging="480" w:left="1920"/>
+      </w:pPr>
+    </w:lvl>
+    <w:lvl w:ilvl="3">
+      <w:numFmt w:val="bullet"/>
+      <w:lvlText w:val=" "/>
+      <w:lvlJc w:val="left"/>
+      <w:pPr>
+        <w:tabs>
+          <w:tab w:pos="2160" w:val="num"/>
+        </w:tabs>
+        <w:ind w:hanging="480" w:left="2640"/>
+      </w:pPr>
+    </w:lvl>
+    <w:lvl w:ilvl="4">
+      <w:numFmt w:val="bullet"/>
+      <w:lvlText w:val=" "/>
+      <w:lvlJc w:val="left"/>
+      <w:pPr>
+        <w:tabs>
+          <w:tab w:pos="2880" w:val="num"/>
+        </w:tabs>
+        <w:ind w:hanging="480" w:left="3360"/>
+      </w:pPr>
+    </w:lvl>
+    <w:lvl w:ilvl="5">
+      <w:numFmt w:val="bullet"/>
+      <w:lvlText w:val=" "/>
+      <w:lvlJc w:val="left"/>
+      <w:pPr>
+        <w:tabs>
+          <w:tab w:pos="3600" w:val="num"/>
+        </w:tabs>
+        <w:ind w:hanging="480" w:left="4080"/>
+      </w:pPr>
+    </w:lvl>
+    <w:lvl w:ilvl="6">
+      <w:numFmt w:val="bullet"/>
+      <w:lvlText w:val=" "/>
+      <w:lvlJc w:val="left"/>
+      <w:pPr>
+        <w:tabs>
+          <w:tab w:pos="4320" w:val="num"/>
+        </w:tabs>
+        <w:ind w:hanging="480" w:left="4800"/>
+      </w:pPr>
+    </w:lvl>
+    <w:lvl w:ilvl="7">
+      <w:numFmt w:val="bullet"/>
+      <w:lvlText w:val=" "/>
+      <w:lvlJc w:val="left"/>
+      <w:pPr>
+        <w:tabs>
+          <w:tab w:pos="5040" w:val="num"/>
+        </w:tabs>
+        <w:ind w:hanging="480" w:left="5520"/>
+      </w:pPr>
+    </w:lvl>
+    <w:lvl w:ilvl="8">
+      <w:numFmt w:val="bullet"/>
+      <w:lvlText w:val=" "/>
+      <w:lvlJc w:val="left"/>
+      <w:pPr>
+        <w:tabs>
+          <w:tab w:pos="5760" w:val="num"/>
+        </w:tabs>
+        <w:ind w:hanging="480" w:left="6240"/>
+      </w:pPr>
+    </w:lvl>
+  </w:abstractNum>
   <w:abstractNum w:abstractNumId="990">
     <w:nsid w:val="0000A990"/>
     <w:multiLevelType w:val="multilevel"/>
@@ -608,6 +761,9 @@
       </w:pPr>
     </w:lvl>
   </w:abstractNum>
+  <w:num w16cid:durableId="395204388" w:numId="1">
+    <w:abstractNumId w:val="0"/>
+  </w:num>
   <w:num w:numId="1000">
     <w:abstractNumId w:val="990"/>
   </w:num>
@@ -615,7 +771,7 @@
 </file>
 
 <file path=word/styles.xml><?xml version="1.0" encoding="utf-8"?>
-<w:styles xmlns:r="http://schemas.openxmlformats.org/officeDocument/2006/relationships" xmlns:w="http://schemas.openxmlformats.org/wordprocessingml/2006/main">
+<w:styles xmlns:mc="http://schemas.openxmlformats.org/markup-compatibility/2006" xmlns:r="http://schemas.openxmlformats.org/officeDocument/2006/relationships" xmlns:w="http://schemas.openxmlformats.org/wordprocessingml/2006/main" xmlns:w14="http://schemas.microsoft.com/office/word/2010/wordml" xmlns:w15="http://schemas.microsoft.com/office/word/2012/wordml" xmlns:w16="http://schemas.microsoft.com/office/word/2018/wordml" xmlns:w16cex="http://schemas.microsoft.com/office/word/2018/wordml/cex" xmlns:w16cid="http://schemas.microsoft.com/office/word/2016/wordml/cid" xmlns:w16du="http://schemas.microsoft.com/office/word/2023/wordml/word16du" xmlns:w16sdtdh="http://schemas.microsoft.com/office/word/2020/wordml/sdtdatahash" xmlns:w16sdtfl="http://schemas.microsoft.com/office/word/2024/wordml/sdtformatlock" xmlns:w16se="http://schemas.microsoft.com/office/word/2015/wordml/symex" mc:Ignorable="w14 w15 w16se w16cid w16 w16cex w16sdtdh w16sdtfl w16du">
   <w:docDefaults>
     <w:rPrDefault>
       <w:rPr>
@@ -631,15 +787,483 @@
       </w:pPr>
     </w:pPrDefault>
   </w:docDefaults>
-  <w:latentStyles w:count="276" w:defLockedState="0" w:defQFormat="0" w:defSemiHidden="0" w:defUIPriority="0" w:defUnhideWhenUsed="0"/>
-  <w:style w:default="1" w:styleId="Normal" w:type="paragraph">
+  <w:latentStyles w:count="376" w:defLockedState="0" w:defQFormat="0" w:defSemiHidden="0" w:defUIPriority="0" w:defUnhideWhenUsed="0">
+    <w:lsdException w:name="Normal Table" w:semiHidden="1" w:unhideWhenUsed="1"/>
+    <w:lsdException w:name="Table Simple 1" w:semiHidden="1" w:unhideWhenUsed="1"/>
+    <w:lsdException w:name="Table Simple 2" w:semiHidden="1" w:unhideWhenUsed="1"/>
+    <w:lsdException w:name="Table Simple 3" w:semiHidden="1" w:unhideWhenUsed="1"/>
+    <w:lsdException w:name="Table Classic 1" w:semiHidden="1" w:unhideWhenUsed="1"/>
+    <w:lsdException w:name="Table Classic 2" w:semiHidden="1" w:unhideWhenUsed="1"/>
+    <w:lsdException w:name="Table Classic 3" w:semiHidden="1" w:unhideWhenUsed="1"/>
+    <w:lsdException w:name="Table Classic 4" w:semiHidden="1" w:unhideWhenUsed="1"/>
+    <w:lsdException w:name="Table Colorful 1" w:semiHidden="1" w:unhideWhenUsed="1"/>
+    <w:lsdException w:name="Table Colorful 2" w:semiHidden="1" w:unhideWhenUsed="1"/>
+    <w:lsdException w:name="Table Colorful 3" w:semiHidden="1" w:unhideWhenUsed="1"/>
+    <w:lsdException w:name="Table Columns 1" w:semiHidden="1" w:unhideWhenUsed="1"/>
+    <w:lsdException w:name="Table Columns 2" w:semiHidden="1" w:unhideWhenUsed="1"/>
+    <w:lsdException w:name="Table Columns 3" w:semiHidden="1" w:unhideWhenUsed="1"/>
+    <w:lsdException w:name="Table Columns 4" w:semiHidden="1" w:unhideWhenUsed="1"/>
+    <w:lsdException w:name="Table Columns 5" w:semiHidden="1" w:unhideWhenUsed="1"/>
+    <w:lsdException w:name="Table Grid 1" w:semiHidden="1" w:unhideWhenUsed="1"/>
+    <w:lsdException w:name="Table Grid 2" w:semiHidden="1" w:unhideWhenUsed="1"/>
+    <w:lsdException w:name="Table Grid 3" w:semiHidden="1" w:unhideWhenUsed="1"/>
+    <w:lsdException w:name="Table Grid 4" w:semiHidden="1" w:unhideWhenUsed="1"/>
+    <w:lsdException w:name="Table Grid 5" w:semiHidden="1" w:unhideWhenUsed="1"/>
+    <w:lsdException w:name="Table Grid 6" w:semiHidden="1" w:unhideWhenUsed="1"/>
+    <w:lsdException w:name="Table Grid 7" w:semiHidden="1" w:unhideWhenUsed="1"/>
+    <w:lsdException w:name="Table Grid 8" w:semiHidden="1" w:unhideWhenUsed="1"/>
+    <w:lsdException w:name="Table List 1" w:semiHidden="1" w:unhideWhenUsed="1"/>
+    <w:lsdException w:name="Table List 2" w:semiHidden="1" w:unhideWhenUsed="1"/>
+    <w:lsdException w:name="Table List 3" w:semiHidden="1" w:unhideWhenUsed="1"/>
+    <w:lsdException w:name="Table List 4" w:semiHidden="1" w:unhideWhenUsed="1"/>
+    <w:lsdException w:name="Table List 5" w:semiHidden="1" w:unhideWhenUsed="1"/>
+    <w:lsdException w:name="Table List 6" w:semiHidden="1" w:unhideWhenUsed="1"/>
+    <w:lsdException w:name="Table List 7" w:semiHidden="1" w:unhideWhenUsed="1"/>
+    <w:lsdException w:name="Table List 8" w:semiHidden="1" w:unhideWhenUsed="1"/>
+    <w:lsdException w:name="Table 3D effects 1" w:semiHidden="1" w:unhideWhenUsed="1"/>
+    <w:lsdException w:name="Table 3D effects 2" w:semiHidden="1" w:unhideWhenUsed="1"/>
+    <w:lsdException w:name="Table 3D effects 3" w:semiHidden="1" w:unhideWhenUsed="1"/>
+    <w:lsdException w:name="Table Contemporary" w:semiHidden="1" w:unhideWhenUsed="1"/>
+    <w:lsdException w:name="Table Elegant" w:semiHidden="1" w:unhideWhenUsed="1"/>
+    <w:lsdException w:name="Table Professional" w:semiHidden="1" w:unhideWhenUsed="1"/>
+    <w:lsdException w:name="Table Subtle 1" w:semiHidden="1" w:unhideWhenUsed="1"/>
+    <w:lsdException w:name="Table Subtle 2" w:semiHidden="1" w:unhideWhenUsed="1"/>
+    <w:lsdException w:name="Table Web 1" w:semiHidden="1" w:unhideWhenUsed="1"/>
+    <w:lsdException w:name="Table Web 2" w:semiHidden="1" w:unhideWhenUsed="1"/>
+    <w:lsdException w:name="Table Web 3" w:semiHidden="1" w:unhideWhenUsed="1"/>
+    <w:lsdException w:name="Table Theme" w:semiHidden="1" w:unhideWhenUsed="1"/>
+    <w:lsdException w:name="Light Shading"/>
+    <w:lsdException w:name="Light List"/>
+    <w:lsdException w:name="Light Grid"/>
+    <w:lsdException w:name="Medium Shading 1"/>
+    <w:lsdException w:name="Medium Shading 2"/>
+    <w:lsdException w:name="Medium List 1"/>
+    <w:lsdException w:name="Medium List 2"/>
+    <w:lsdException w:name="Medium Grid 1"/>
+    <w:lsdException w:name="Medium Grid 2"/>
+    <w:lsdException w:name="Medium Grid 3"/>
+    <w:lsdException w:name="Dark List"/>
+    <w:lsdException w:name="Colorful Shading"/>
+    <w:lsdException w:name="Colorful List"/>
+    <w:lsdException w:name="Colorful Grid"/>
+    <w:lsdException w:name="Light Shading Accent 1"/>
+    <w:lsdException w:name="Light List Accent 1"/>
+    <w:lsdException w:name="Light Grid Accent 1"/>
+    <w:lsdException w:name="Medium Shading 1 Accent 1"/>
+    <w:lsdException w:name="Medium Shading 2 Accent 1"/>
+    <w:lsdException w:name="Medium List 1 Accent 1"/>
+    <w:lsdException w:name="Medium List 2 Accent 1"/>
+    <w:lsdException w:name="Medium Grid 1 Accent 1"/>
+    <w:lsdException w:name="Medium Grid 2 Accent 1"/>
+    <w:lsdException w:name="Medium Grid 3 Accent 1"/>
+    <w:lsdException w:name="Dark List Accent 1"/>
+    <w:lsdException w:name="Colorful Shading Accent 1"/>
+    <w:lsdException w:name="Colorful List Accent 1"/>
+    <w:lsdException w:name="Colorful Grid Accent 1"/>
+    <w:lsdException w:name="Light Shading Accent 2"/>
+    <w:lsdException w:name="Light List Accent 2"/>
+    <w:lsdException w:name="Light Grid Accent 2"/>
+    <w:lsdException w:name="Medium Shading 1 Accent 2"/>
+    <w:lsdException w:name="Medium Shading 2 Accent 2"/>
+    <w:lsdException w:name="Medium List 1 Accent 2"/>
+    <w:lsdException w:name="Medium List 2 Accent 2"/>
+    <w:lsdException w:name="Medium Grid 1 Accent 2"/>
+    <w:lsdException w:name="Medium Grid 2 Accent 2"/>
+    <w:lsdException w:name="Medium Grid 3 Accent 2"/>
+    <w:lsdException w:name="Dark List Accent 2"/>
+    <w:lsdException w:name="Colorful Shading Accent 2"/>
+    <w:lsdException w:name="Colorful List Accent 2"/>
+    <w:lsdException w:name="Colorful Grid Accent 2"/>
+    <w:lsdException w:name="Light Shading Accent 3"/>
+    <w:lsdException w:name="Light List Accent 3"/>
+    <w:lsdException w:name="Light Grid Accent 3"/>
+    <w:lsdException w:name="Medium Shading 1 Accent 3"/>
+    <w:lsdException w:name="Medium Shading 2 Accent 3"/>
+    <w:lsdException w:name="Medium List 1 Accent 3"/>
+    <w:lsdException w:name="Medium List 2 Accent 3"/>
+    <w:lsdException w:name="Medium Grid 1 Accent 3"/>
+    <w:lsdException w:name="Medium Grid 2 Accent 3"/>
+    <w:lsdException w:name="Medium Grid 3 Accent 3"/>
+    <w:lsdException w:name="Dark List Accent 3"/>
+    <w:lsdException w:name="Colorful Shading Accent 3"/>
+    <w:lsdException w:name="Colorful List Accent 3"/>
+    <w:lsdException w:name="Colorful Grid Accent 3"/>
+    <w:lsdException w:name="Light Shading Accent 4"/>
+    <w:lsdException w:name="Light List Accent 4"/>
+    <w:lsdException w:name="Light Grid Accent 4"/>
+    <w:lsdException w:name="Medium Shading 1 Accent 4"/>
+    <w:lsdException w:name="Medium Shading 2 Accent 4"/>
+    <w:lsdException w:name="Medium List 1 Accent 4"/>
+    <w:lsdException w:name="Medium List 2 Accent 4"/>
+    <w:lsdException w:name="Medium Grid 1 Accent 4"/>
+    <w:lsdException w:name="Medium Grid 2 Accent 4"/>
+    <w:lsdException w:name="Medium Grid 3 Accent 4"/>
+    <w:lsdException w:name="Dark List Accent 4"/>
+    <w:lsdException w:name="Colorful Shading Accent 4"/>
+    <w:lsdException w:name="Colorful List Accent 4"/>
+    <w:lsdException w:name="Colorful Grid Accent 4"/>
+    <w:lsdException w:name="Light Shading Accent 5"/>
+    <w:lsdException w:name="Light List Accent 5"/>
+    <w:lsdException w:name="Light Grid Accent 5"/>
+    <w:lsdException w:name="Medium Shading 1 Accent 5"/>
+    <w:lsdException w:name="Medium Shading 2 Accent 5"/>
+    <w:lsdException w:name="Medium List 1 Accent 5"/>
+    <w:lsdException w:name="Medium List 2 Accent 5"/>
+    <w:lsdException w:name="Medium Grid 1 Accent 5"/>
+    <w:lsdException w:name="Medium Grid 2 Accent 5"/>
+    <w:lsdException w:name="Medium Grid 3 Accent 5"/>
+    <w:lsdException w:name="Dark List Accent 5"/>
+    <w:lsdException w:name="Colorful Shading Accent 5"/>
+    <w:lsdException w:name="Colorful List Accent 5"/>
+    <w:lsdException w:name="Colorful Grid Accent 5"/>
+    <w:lsdException w:name="Light Shading Accent 6"/>
+    <w:lsdException w:name="Light List Accent 6"/>
+    <w:lsdException w:name="Light Grid Accent 6"/>
+    <w:lsdException w:name="Medium Shading 1 Accent 6"/>
+    <w:lsdException w:name="Medium Shading 2 Accent 6"/>
+    <w:lsdException w:name="Medium List 1 Accent 6"/>
+    <w:lsdException w:name="Medium List 2 Accent 6"/>
+    <w:lsdException w:name="Medium Grid 1 Accent 6"/>
+    <w:lsdException w:name="Medium Grid 2 Accent 6"/>
+    <w:lsdException w:name="Medium Grid 3 Accent 6"/>
+    <w:lsdException w:name="Dark List Accent 6"/>
+    <w:lsdException w:name="Colorful Shading Accent 6"/>
+    <w:lsdException w:name="Colorful List Accent 6"/>
+    <w:lsdException w:name="Colorful Grid Accent 6"/>
+    <w:lsdException w:name="Grid Table 4" w:uiPriority="49"/>
+    <w:lsdException w:name="Grid Table 5 Dark" w:uiPriority="50"/>
+    <w:lsdException w:name="Grid Table 6 Colorful" w:uiPriority="51"/>
+    <w:lsdException w:name="Grid Table 7 Colorful" w:uiPriority="52"/>
+    <w:lsdException w:name="Grid Table 1 Light Accent 1" w:uiPriority="46"/>
+    <w:lsdException w:name="Grid Table 2 Accent 1" w:uiPriority="47"/>
+    <w:lsdException w:name="Grid Table 3 Accent 1" w:uiPriority="48"/>
+    <w:lsdException w:name="Grid Table 4 Accent 1" w:uiPriority="49"/>
+    <w:lsdException w:name="Grid Table 5 Dark Accent 1" w:uiPriority="50"/>
+    <w:lsdException w:name="Grid Table 6 Colorful Accent 1" w:uiPriority="51"/>
+    <w:lsdException w:name="Grid Table 7 Colorful Accent 1" w:uiPriority="52"/>
+    <w:lsdException w:name="Grid Table 1 Light Accent 2" w:uiPriority="46"/>
+    <w:lsdException w:name="Grid Table 2 Accent 2" w:uiPriority="47"/>
+    <w:lsdException w:name="Grid Table 3 Accent 2" w:uiPriority="48"/>
+    <w:lsdException w:name="Grid Table 4 Accent 2" w:uiPriority="49"/>
+    <w:lsdException w:name="Grid Table 5 Dark Accent 2" w:uiPriority="50"/>
+    <w:lsdException w:name="Grid Table 6 Colorful Accent 2" w:uiPriority="51"/>
+    <w:lsdException w:name="Grid Table 7 Colorful Accent 2" w:uiPriority="52"/>
+    <w:lsdException w:name="Grid Table 1 Light Accent 3" w:uiPriority="46"/>
+    <w:lsdException w:name="Grid Table 2 Accent 3" w:uiPriority="47"/>
+    <w:lsdException w:name="Grid Table 3 Accent 3" w:uiPriority="48"/>
+    <w:lsdException w:name="Grid Table 4 Accent 3" w:uiPriority="49"/>
+    <w:lsdException w:name="Grid Table 5 Dark Accent 3" w:uiPriority="50"/>
+    <w:lsdException w:name="Grid Table 6 Colorful Accent 3" w:uiPriority="51"/>
+    <w:lsdException w:name="Grid Table 7 Colorful Accent 3" w:uiPriority="52"/>
+    <w:lsdException w:name="Grid Table 1 Light Accent 4" w:uiPriority="46"/>
+    <w:lsdException w:name="Grid Table 2 Accent 4" w:uiPriority="47"/>
+    <w:lsdException w:name="Grid Table 3 Accent 4" w:uiPriority="48"/>
+    <w:lsdException w:name="Grid Table 4 Accent 4" w:uiPriority="49"/>
+    <w:lsdException w:name="Grid Table 5 Dark Accent 4" w:uiPriority="50"/>
+    <w:lsdException w:name="Grid Table 6 Colorful Accent 4" w:uiPriority="51"/>
+    <w:lsdException w:name="Grid Table 7 Colorful Accent 4" w:uiPriority="52"/>
+    <w:lsdException w:name="Grid Table 1 Light Accent 5" w:uiPriority="46"/>
+    <w:lsdException w:name="Grid Table 2 Accent 5" w:uiPriority="47"/>
+    <w:lsdException w:name="Grid Table 3 Accent 5" w:uiPriority="48"/>
+    <w:lsdException w:name="Grid Table 4 Accent 5" w:uiPriority="49"/>
+    <w:lsdException w:name="Grid Table 5 Dark Accent 5" w:uiPriority="50"/>
+    <w:lsdException w:name="Grid Table 6 Colorful Accent 5" w:uiPriority="51"/>
+    <w:lsdException w:name="Grid Table 7 Colorful Accent 5" w:uiPriority="52"/>
+    <w:lsdException w:name="Grid Table 1 Light Accent 6" w:uiPriority="46"/>
+    <w:lsdException w:name="Grid Table 2 Accent 6" w:uiPriority="47"/>
+    <w:lsdException w:name="Grid Table 3 Accent 6" w:uiPriority="48"/>
+    <w:lsdException w:name="Grid Table 4 Accent 6" w:uiPriority="49"/>
+    <w:lsdException w:name="Grid Table 5 Dark Accent 6" w:uiPriority="50"/>
+    <w:lsdException w:name="Grid Table 6 Colorful Accent 6" w:uiPriority="51"/>
+    <w:lsdException w:name="Grid Table 7 Colorful Accent 6" w:uiPriority="52"/>
+    <w:lsdException w:name="List Table 1 Light" w:uiPriority="46"/>
+    <w:lsdException w:name="List Table 2" w:uiPriority="47"/>
+    <w:lsdException w:name="List Table 3" w:uiPriority="48"/>
+    <w:lsdException w:name="List Table 4" w:uiPriority="49"/>
+    <w:lsdException w:name="List Table 5 Dark" w:uiPriority="50"/>
+    <w:lsdException w:name="List Table 6 Colorful" w:uiPriority="51"/>
+    <w:lsdException w:name="List Table 7 Colorful" w:uiPriority="52"/>
+    <w:lsdException w:name="List Table 1 Light Accent 1" w:uiPriority="46"/>
+    <w:lsdException w:name="List Table 2 Accent 1" w:uiPriority="47"/>
+    <w:lsdException w:name="List Table 3 Accent 1" w:uiPriority="48"/>
+    <w:lsdException w:name="List Table 4 Accent 1" w:uiPriority="49"/>
+    <w:lsdException w:name="List Table 5 Dark Accent 1" w:uiPriority="50"/>
+    <w:lsdException w:name="List Table 6 Colorful Accent 1" w:uiPriority="51"/>
+    <w:lsdException w:name="List Table 7 Colorful Accent 1" w:uiPriority="52"/>
+    <w:lsdException w:name="List Table 1 Light Accent 2" w:uiPriority="46"/>
+    <w:lsdException w:name="List Table 2 Accent 2" w:uiPriority="47"/>
+    <w:lsdException w:name="List Table 3 Accent 2" w:uiPriority="48"/>
+    <w:lsdException w:name="List Table 4 Accent 2" w:uiPriority="49"/>
+    <w:lsdException w:name="List Table 5 Dark Accent 2" w:uiPriority="50"/>
+    <w:lsdException w:name="List Table 6 Colorful Accent 2" w:uiPriority="51"/>
+    <w:lsdException w:name="List Table 7 Colorful Accent 2" w:uiPriority="52"/>
+    <w:lsdException w:name="List Table 1 Light Accent 3" w:uiPriority="46"/>
+    <w:lsdException w:name="List Table 2 Accent 3" w:uiPriority="47"/>
+    <w:lsdException w:name="List Table 3 Accent 3" w:uiPriority="48"/>
+    <w:lsdException w:name="List Table 4 Accent 3" w:uiPriority="49"/>
+    <w:lsdException w:name="List Table 5 Dark Accent 3" w:uiPriority="50"/>
+    <w:lsdException w:name="List Table 6 Colorful Accent 3" w:uiPriority="51"/>
+    <w:lsdException w:name="List Table 7 Colorful Accent 3" w:uiPriority="52"/>
+    <w:lsdException w:name="List Table 1 Light Accent 4" w:uiPriority="46"/>
+    <w:lsdException w:name="List Table 2 Accent 4" w:uiPriority="47"/>
+    <w:lsdException w:name="List Table 3 Accent 4" w:uiPriority="48"/>
+    <w:lsdException w:name="List Table 4 Accent 4" w:uiPriority="49"/>
+    <w:lsdException w:name="List Table 5 Dark Accent 4" w:uiPriority="50"/>
+    <w:lsdException w:name="List Table 6 Colorful Accent 4" w:uiPriority="51"/>
+    <w:lsdException w:name="List Table 7 Colorful Accent 4" w:uiPriority="52"/>
+    <w:lsdException w:name="List Table 1 Light Accent 5" w:uiPriority="46"/>
+    <w:lsdException w:name="List Table 2 Accent 5" w:uiPriority="47"/>
+    <w:lsdException w:name="List Table 3 Accent 5" w:uiPriority="48"/>
+    <w:lsdException w:name="List Table 4 Accent 5" w:uiPriority="49"/>
+    <w:lsdException w:name="List Table 5 Dark Accent 5" w:uiPriority="50"/>
+    <w:lsdException w:name="List Table 6 Colorful Accent 5" w:uiPriority="51"/>
+    <w:lsdException w:name="List Table 7 Colorful Accent 5" w:uiPriority="52"/>
+    <w:lsdException w:name="List Table 1 Light Accent 6" w:uiPriority="46"/>
+    <w:lsdException w:name="List Table 2 Accent 6" w:uiPriority="47"/>
+    <w:lsdException w:name="List Table 3 Accent 6" w:uiPriority="48"/>
+    <w:lsdException w:name="List Table 4 Accent 6" w:uiPriority="49"/>
+    <w:lsdException w:name="List Table 5 Dark Accent 6" w:uiPriority="50"/>
+    <w:lsdException w:name="List Table 6 Colorful Accent 6" w:uiPriority="51"/>
+    <w:lsdException w:name="List Table 7 Colorful Accent 6" w:uiPriority="52"/>
+    <w:lsdException w:name="Mention" w:semiHidden="1" w:uiPriority="99" w:unhideWhenUsed="1"/>
+    <w:lsdException w:name="Smart Hyperlink" w:semiHidden="1" w:uiPriority="99" w:unhideWhenUsed="1"/>
+    <w:lsdException w:name="Hashtag" w:semiHidden="1" w:uiPriority="99" w:unhideWhenUsed="1"/>
+    <w:lsdException w:name="Unresolved Mention" w:semiHidden="1" w:uiPriority="99" w:unhideWhenUsed="1"/>
+    <w:lsdException w:name="Smart Link" w:semiHidden="1" w:uiPriority="99" w:unhideWhenUsed="1"/>
+  </w:latentStyles>
+  <w:style w:default="1" w:styleId="Standard" w:type="paragraph">
     <w:name w:val="Normal"/>
     <w:qFormat/>
   </w:style>
-  <w:style w:styleId="BodyText" w:type="paragraph">
+  <w:style w:styleId="berschrift1" w:type="paragraph">
+    <w:name w:val="heading 1"/>
+    <w:basedOn w:val="Standard"/>
+    <w:next w:val="Textkrper"/>
+    <w:link w:val="berschrift1Zchn"/>
+    <w:uiPriority w:val="9"/>
+    <w:qFormat/>
+    <w:rsid w:val="00A10FD9"/>
+    <w:pPr>
+      <w:keepNext/>
+      <w:keepLines/>
+      <w:spacing w:after="80" w:before="360"/>
+      <w:outlineLvl w:val="0"/>
+    </w:pPr>
+    <w:rPr>
+      <w:rFonts w:asciiTheme="majorHAnsi" w:cstheme="majorBidi" w:eastAsiaTheme="majorEastAsia" w:hAnsiTheme="majorHAnsi"/>
+      <w:color w:themeColor="accent1" w:themeShade="BF" w:val="0F4761"/>
+      <w:sz w:val="40"/>
+      <w:szCs w:val="40"/>
+    </w:rPr>
+  </w:style>
+  <w:style w:styleId="berschrift2" w:type="paragraph">
+    <w:name w:val="heading 2"/>
+    <w:basedOn w:val="Standard"/>
+    <w:next w:val="Textkrper"/>
+    <w:link w:val="berschrift2Zchn"/>
+    <w:uiPriority w:val="9"/>
+    <w:semiHidden/>
+    <w:unhideWhenUsed/>
+    <w:qFormat/>
+    <w:rsid w:val="00A10FD9"/>
+    <w:pPr>
+      <w:keepNext/>
+      <w:keepLines/>
+      <w:spacing w:after="80" w:before="160"/>
+      <w:outlineLvl w:val="1"/>
+    </w:pPr>
+    <w:rPr>
+      <w:rFonts w:asciiTheme="majorHAnsi" w:cstheme="majorBidi" w:eastAsiaTheme="majorEastAsia" w:hAnsiTheme="majorHAnsi"/>
+      <w:color w:themeColor="accent1" w:themeShade="BF" w:val="0F4761"/>
+      <w:sz w:val="32"/>
+      <w:szCs w:val="32"/>
+    </w:rPr>
+  </w:style>
+  <w:style w:styleId="berschrift3" w:type="paragraph">
+    <w:name w:val="heading 3"/>
+    <w:basedOn w:val="Standard"/>
+    <w:next w:val="Textkrper"/>
+    <w:link w:val="berschrift3Zchn"/>
+    <w:uiPriority w:val="9"/>
+    <w:semiHidden/>
+    <w:unhideWhenUsed/>
+    <w:qFormat/>
+    <w:rsid w:val="00A10FD9"/>
+    <w:pPr>
+      <w:keepNext/>
+      <w:keepLines/>
+      <w:spacing w:after="80" w:before="160"/>
+      <w:outlineLvl w:val="2"/>
+    </w:pPr>
+    <w:rPr>
+      <w:rFonts w:cstheme="majorBidi" w:eastAsiaTheme="majorEastAsia"/>
+      <w:color w:themeColor="accent1" w:themeShade="BF" w:val="0F4761"/>
+      <w:sz w:val="28"/>
+      <w:szCs w:val="28"/>
+    </w:rPr>
+  </w:style>
+  <w:style w:styleId="berschrift4" w:type="paragraph">
+    <w:name w:val="heading 4"/>
+    <w:basedOn w:val="Standard"/>
+    <w:next w:val="Textkrper"/>
+    <w:link w:val="berschrift4Zchn"/>
+    <w:uiPriority w:val="9"/>
+    <w:semiHidden/>
+    <w:unhideWhenUsed/>
+    <w:qFormat/>
+    <w:rsid w:val="00A10FD9"/>
+    <w:pPr>
+      <w:keepNext/>
+      <w:keepLines/>
+      <w:spacing w:after="40" w:before="80"/>
+      <w:outlineLvl w:val="3"/>
+    </w:pPr>
+    <w:rPr>
+      <w:rFonts w:cstheme="majorBidi" w:eastAsiaTheme="majorEastAsia"/>
+      <w:i/>
+      <w:iCs/>
+      <w:color w:themeColor="accent1" w:themeShade="BF" w:val="0F4761"/>
+    </w:rPr>
+  </w:style>
+  <w:style w:styleId="berschrift5" w:type="paragraph">
+    <w:name w:val="heading 5"/>
+    <w:basedOn w:val="Standard"/>
+    <w:next w:val="Textkrper"/>
+    <w:link w:val="berschrift5Zchn"/>
+    <w:uiPriority w:val="9"/>
+    <w:semiHidden/>
+    <w:unhideWhenUsed/>
+    <w:qFormat/>
+    <w:rsid w:val="00A10FD9"/>
+    <w:pPr>
+      <w:keepNext/>
+      <w:keepLines/>
+      <w:spacing w:after="40" w:before="80"/>
+      <w:outlineLvl w:val="4"/>
+    </w:pPr>
+    <w:rPr>
+      <w:rFonts w:cstheme="majorBidi" w:eastAsiaTheme="majorEastAsia"/>
+      <w:color w:themeColor="accent1" w:themeShade="BF" w:val="0F4761"/>
+    </w:rPr>
+  </w:style>
+  <w:style w:styleId="berschrift6" w:type="paragraph">
+    <w:name w:val="heading 6"/>
+    <w:basedOn w:val="Standard"/>
+    <w:next w:val="Textkrper"/>
+    <w:link w:val="berschrift6Zchn"/>
+    <w:uiPriority w:val="9"/>
+    <w:semiHidden/>
+    <w:unhideWhenUsed/>
+    <w:qFormat/>
+    <w:rsid w:val="00A10FD9"/>
+    <w:pPr>
+      <w:keepNext/>
+      <w:keepLines/>
+      <w:spacing w:after="0" w:before="40"/>
+      <w:outlineLvl w:val="5"/>
+    </w:pPr>
+    <w:rPr>
+      <w:rFonts w:cstheme="majorBidi" w:eastAsiaTheme="majorEastAsia"/>
+      <w:i/>
+      <w:iCs/>
+      <w:color w:themeColor="text1" w:themeTint="A6" w:val="595959"/>
+    </w:rPr>
+  </w:style>
+  <w:style w:styleId="berschrift7" w:type="paragraph">
+    <w:name w:val="heading 7"/>
+    <w:basedOn w:val="Standard"/>
+    <w:next w:val="Textkrper"/>
+    <w:link w:val="berschrift7Zchn"/>
+    <w:uiPriority w:val="9"/>
+    <w:semiHidden/>
+    <w:unhideWhenUsed/>
+    <w:qFormat/>
+    <w:rsid w:val="00A10FD9"/>
+    <w:pPr>
+      <w:keepNext/>
+      <w:keepLines/>
+      <w:spacing w:after="0" w:before="40"/>
+      <w:outlineLvl w:val="6"/>
+    </w:pPr>
+    <w:rPr>
+      <w:rFonts w:cstheme="majorBidi" w:eastAsiaTheme="majorEastAsia"/>
+      <w:color w:themeColor="text1" w:themeTint="A6" w:val="595959"/>
+    </w:rPr>
+  </w:style>
+  <w:style w:styleId="berschrift8" w:type="paragraph">
+    <w:name w:val="heading 8"/>
+    <w:basedOn w:val="Standard"/>
+    <w:next w:val="Textkrper"/>
+    <w:link w:val="berschrift8Zchn"/>
+    <w:uiPriority w:val="9"/>
+    <w:semiHidden/>
+    <w:unhideWhenUsed/>
+    <w:qFormat/>
+    <w:rsid w:val="00A10FD9"/>
+    <w:pPr>
+      <w:keepNext/>
+      <w:keepLines/>
+      <w:spacing w:after="0"/>
+      <w:outlineLvl w:val="7"/>
+    </w:pPr>
+    <w:rPr>
+      <w:rFonts w:cstheme="majorBidi" w:eastAsiaTheme="majorEastAsia"/>
+      <w:i/>
+      <w:iCs/>
+      <w:color w:themeColor="text1" w:themeTint="D8" w:val="272727"/>
+    </w:rPr>
+  </w:style>
+  <w:style w:styleId="berschrift9" w:type="paragraph">
+    <w:name w:val="heading 9"/>
+    <w:basedOn w:val="Standard"/>
+    <w:next w:val="Textkrper"/>
+    <w:link w:val="berschrift9Zchn"/>
+    <w:uiPriority w:val="9"/>
+    <w:semiHidden/>
+    <w:unhideWhenUsed/>
+    <w:qFormat/>
+    <w:rsid w:val="00A10FD9"/>
+    <w:pPr>
+      <w:keepNext/>
+      <w:keepLines/>
+      <w:spacing w:after="0"/>
+      <w:outlineLvl w:val="8"/>
+    </w:pPr>
+    <w:rPr>
+      <w:rFonts w:cstheme="majorBidi" w:eastAsiaTheme="majorEastAsia"/>
+      <w:color w:themeColor="text1" w:themeTint="D8" w:val="272727"/>
+    </w:rPr>
+  </w:style>
+  <w:style w:default="1" w:styleId="Absatz-Standardschriftart" w:type="character">
+    <w:name w:val="Default Paragraph Font"/>
+    <w:uiPriority w:val="1"/>
+    <w:semiHidden/>
+    <w:unhideWhenUsed/>
+  </w:style>
+  <w:style w:default="1" w:styleId="NormaleTabelle" w:type="table">
+    <w:name w:val="Normal Table"/>
+    <w:uiPriority w:val="99"/>
+    <w:semiHidden/>
+    <w:unhideWhenUsed/>
+    <w:tblPr>
+      <w:tblInd w:type="dxa" w:w="0"/>
+      <w:tblCellMar>
+        <w:top w:type="dxa" w:w="0"/>
+        <w:left w:type="dxa" w:w="108"/>
+        <w:bottom w:type="dxa" w:w="0"/>
+        <w:right w:type="dxa" w:w="108"/>
+      </w:tblCellMar>
+    </w:tblPr>
+  </w:style>
+  <w:style w:default="1" w:styleId="KeineListe" w:type="numbering">
+    <w:name w:val="No List"/>
+    <w:uiPriority w:val="99"/>
+    <w:semiHidden/>
+    <w:unhideWhenUsed/>
+  </w:style>
+  <w:style w:styleId="Textkrper" w:type="paragraph">
     <w:name w:val="Body Text"/>
-    <w:basedOn w:val="Normal"/>
-    <w:link w:val="BodyTextChar"/>
+    <w:basedOn w:val="Standard"/>
     <w:qFormat/>
     <w:pPr>
       <w:spacing w:after="180" w:before="180"/>
@@ -647,28 +1271,28 @@
   </w:style>
   <w:style w:customStyle="1" w:styleId="FirstParagraph" w:type="paragraph">
     <w:name w:val="First Paragraph"/>
-    <w:basedOn w:val="BodyText"/>
-    <w:next w:val="BodyText"/>
+    <w:basedOn w:val="Textkrper"/>
+    <w:next w:val="Textkrper"/>
     <w:qFormat/>
   </w:style>
   <w:style w:customStyle="1" w:styleId="Compact" w:type="paragraph">
     <w:name w:val="Compact"/>
-    <w:basedOn w:val="BodyText"/>
+    <w:basedOn w:val="Textkrper"/>
     <w:qFormat/>
     <w:pPr>
       <w:spacing w:after="36" w:before="36"/>
     </w:pPr>
   </w:style>
-  <w:style w:styleId="Title" w:type="paragraph">
+  <w:style w:styleId="Titel" w:type="paragraph">
     <w:name w:val="Title"/>
-    <w:basedOn w:val="Normal"/>
-    <w:next w:val="BodyText"/>
-    <w:link w:val="TitleChar"/>
+    <w:basedOn w:val="Standard"/>
+    <w:next w:val="Textkrper"/>
+    <w:link w:val="TitelZchn"/>
     <w:uiPriority w:val="10"/>
     <w:qFormat/>
     <w:rsid w:val="00A10FD9"/>
     <w:pPr>
-      <w:spacing w:after="80" w:line="240" w:lineRule="auto"/>
+      <w:spacing w:after="80"/>
       <w:contextualSpacing/>
       <w:jc w:val="center"/>
     </w:pPr>
@@ -680,10 +1304,10 @@
       <w:szCs w:val="56"/>
     </w:rPr>
   </w:style>
-  <w:style w:customStyle="1" w:styleId="TitleChar" w:type="character">
-    <w:name w:val="Title Char"/>
-    <w:basedOn w:val="DefaultParagraphFont"/>
-    <w:link w:val="Title"/>
+  <w:style w:customStyle="1" w:styleId="TitelZchn" w:type="character">
+    <w:name w:val="Titel Zchn"/>
+    <w:basedOn w:val="Absatz-Standardschriftart"/>
+    <w:link w:val="Titel"/>
     <w:uiPriority w:val="10"/>
     <w:rsid w:val="00A10FD9"/>
     <w:rPr>
@@ -694,11 +1318,11 @@
       <w:szCs w:val="56"/>
     </w:rPr>
   </w:style>
-  <w:style w:styleId="Subtitle" w:type="paragraph">
+  <w:style w:styleId="Untertitel" w:type="paragraph">
     <w:name w:val="Subtitle"/>
-    <w:basedOn w:val="Title"/>
-    <w:next w:val="BodyText"/>
-    <w:link w:val="SubtitleChar"/>
+    <w:basedOn w:val="Titel"/>
+    <w:next w:val="Textkrper"/>
+    <w:link w:val="UntertitelZchn"/>
     <w:uiPriority w:val="11"/>
     <w:qFormat/>
     <w:rsid w:val="00A10FD9"/>
@@ -708,16 +1332,15 @@
       </w:numPr>
     </w:pPr>
     <w:rPr>
-      <w:rFonts w:cstheme="majorBidi" w:eastAsiaTheme="majorEastAsia"/>
       <w:spacing w:val="15"/>
       <w:sz w:val="28"/>
       <w:szCs w:val="28"/>
     </w:rPr>
   </w:style>
-  <w:style w:customStyle="1" w:styleId="SubtitleChar" w:type="character">
-    <w:name w:val="Subtitle Char"/>
-    <w:basedOn w:val="DefaultParagraphFont"/>
-    <w:link w:val="Subtitle"/>
+  <w:style w:customStyle="1" w:styleId="UntertitelZchn" w:type="character">
+    <w:name w:val="Untertitel Zchn"/>
+    <w:basedOn w:val="Absatz-Standardschriftart"/>
+    <w:link w:val="Untertitel"/>
     <w:uiPriority w:val="11"/>
     <w:rsid w:val="00A10FD9"/>
     <w:rPr>
@@ -730,7 +1353,7 @@
   </w:style>
   <w:style w:customStyle="1" w:styleId="Author" w:type="paragraph">
     <w:name w:val="Author"/>
-    <w:next w:val="BodyText"/>
+    <w:next w:val="Textkrper"/>
     <w:qFormat/>
     <w:pPr>
       <w:keepNext/>
@@ -738,9 +1361,9 @@
       <w:jc w:val="center"/>
     </w:pPr>
   </w:style>
-  <w:style w:styleId="Date" w:type="paragraph">
+  <w:style w:styleId="Datum" w:type="paragraph">
     <w:name w:val="Date"/>
-    <w:next w:val="BodyText"/>
+    <w:next w:val="Textkrper"/>
     <w:qFormat/>
     <w:pPr>
       <w:keepNext/>
@@ -750,7 +1373,7 @@
   </w:style>
   <w:style w:customStyle="1" w:styleId="AbstractTitle" w:type="paragraph">
     <w:name w:val="Abstract Title"/>
-    <w:basedOn w:val="Normal"/>
+    <w:basedOn w:val="Standard"/>
     <w:next w:val="Abstract"/>
     <w:qFormat/>
     <w:pPr>
@@ -767,8 +1390,8 @@
   </w:style>
   <w:style w:customStyle="1" w:styleId="Abstract" w:type="paragraph">
     <w:name w:val="Abstract"/>
-    <w:basedOn w:val="Normal"/>
-    <w:next w:val="BodyText"/>
+    <w:basedOn w:val="Standard"/>
+    <w:next w:val="Textkrper"/>
     <w:qFormat/>
     <w:pPr>
       <w:keepNext/>
@@ -780,28 +1403,17 @@
       <w:szCs w:val="20"/>
     </w:rPr>
   </w:style>
-  <w:style w:styleId="Bibliography" w:type="paragraph">
+  <w:style w:styleId="Literaturverzeichnis" w:type="paragraph">
     <w:name w:val="Bibliography"/>
-    <w:basedOn w:val="Normal"/>
-    <w:next w:val="Bibliography"/>
-    <w:qFormat/>
-    <w:pPr/>
-    <w:rPr/>
-  </w:style>
-  <w:style w:styleId="Heading1" w:type="paragraph">
-    <w:name w:val="heading 1"/>
-    <w:basedOn w:val="Normal"/>
-    <w:next w:val="BodyText"/>
-    <w:link w:val="Heading1Char"/>
+    <w:basedOn w:val="Standard"/>
+    <w:qFormat/>
+  </w:style>
+  <w:style w:customStyle="1" w:styleId="berschrift1Zchn" w:type="character">
+    <w:name w:val="Überschrift 1 Zchn"/>
+    <w:basedOn w:val="Absatz-Standardschriftart"/>
+    <w:link w:val="berschrift1"/>
     <w:uiPriority w:val="9"/>
-    <w:qFormat/>
     <w:rsid w:val="00A10FD9"/>
-    <w:pPr>
-      <w:keepNext/>
-      <w:keepLines/>
-      <w:spacing w:after="80" w:before="360"/>
-      <w:outlineLvl w:val="0"/>
-    </w:pPr>
     <w:rPr>
       <w:rFonts w:asciiTheme="majorHAnsi" w:cstheme="majorBidi" w:eastAsiaTheme="majorEastAsia" w:hAnsiTheme="majorHAnsi"/>
       <w:color w:themeColor="accent1" w:themeShade="BF" w:val="0F4761"/>
@@ -809,22 +1421,13 @@
       <w:szCs w:val="40"/>
     </w:rPr>
   </w:style>
-  <w:style w:styleId="Heading2" w:type="paragraph">
-    <w:name w:val="heading 2"/>
-    <w:basedOn w:val="Normal"/>
-    <w:next w:val="BodyText"/>
-    <w:link w:val="Heading2Char"/>
+  <w:style w:customStyle="1" w:styleId="berschrift2Zchn" w:type="character">
+    <w:name w:val="Überschrift 2 Zchn"/>
+    <w:basedOn w:val="Absatz-Standardschriftart"/>
+    <w:link w:val="berschrift2"/>
     <w:uiPriority w:val="9"/>
     <w:semiHidden/>
-    <w:unhideWhenUsed/>
-    <w:qFormat/>
     <w:rsid w:val="00A10FD9"/>
-    <w:pPr>
-      <w:keepNext/>
-      <w:keepLines/>
-      <w:spacing w:after="80" w:before="160"/>
-      <w:outlineLvl w:val="1"/>
-    </w:pPr>
     <w:rPr>
       <w:rFonts w:asciiTheme="majorHAnsi" w:cstheme="majorBidi" w:eastAsiaTheme="majorEastAsia" w:hAnsiTheme="majorHAnsi"/>
       <w:color w:themeColor="accent1" w:themeShade="BF" w:val="0F4761"/>
@@ -832,22 +1435,13 @@
       <w:szCs w:val="32"/>
     </w:rPr>
   </w:style>
-  <w:style w:styleId="Heading3" w:type="paragraph">
-    <w:name w:val="heading 3"/>
-    <w:basedOn w:val="Normal"/>
-    <w:next w:val="BodyText"/>
-    <w:link w:val="Heading3Char"/>
+  <w:style w:customStyle="1" w:styleId="berschrift3Zchn" w:type="character">
+    <w:name w:val="Überschrift 3 Zchn"/>
+    <w:basedOn w:val="Absatz-Standardschriftart"/>
+    <w:link w:val="berschrift3"/>
     <w:uiPriority w:val="9"/>
     <w:semiHidden/>
-    <w:unhideWhenUsed/>
-    <w:qFormat/>
     <w:rsid w:val="00A10FD9"/>
-    <w:pPr>
-      <w:keepNext/>
-      <w:keepLines/>
-      <w:spacing w:after="80" w:before="160"/>
-      <w:outlineLvl w:val="2"/>
-    </w:pPr>
     <w:rPr>
       <w:rFonts w:cstheme="majorBidi" w:eastAsiaTheme="majorEastAsia"/>
       <w:color w:themeColor="accent1" w:themeShade="BF" w:val="0F4761"/>
@@ -855,22 +1449,13 @@
       <w:szCs w:val="28"/>
     </w:rPr>
   </w:style>
-  <w:style w:styleId="Heading4" w:type="paragraph">
-    <w:name w:val="heading 4"/>
-    <w:basedOn w:val="Normal"/>
-    <w:next w:val="BodyText"/>
-    <w:link w:val="Heading4Char"/>
+  <w:style w:customStyle="1" w:styleId="berschrift4Zchn" w:type="character">
+    <w:name w:val="Überschrift 4 Zchn"/>
+    <w:basedOn w:val="Absatz-Standardschriftart"/>
+    <w:link w:val="berschrift4"/>
     <w:uiPriority w:val="9"/>
     <w:semiHidden/>
-    <w:unhideWhenUsed/>
-    <w:qFormat/>
     <w:rsid w:val="00A10FD9"/>
-    <w:pPr>
-      <w:keepNext/>
-      <w:keepLines/>
-      <w:spacing w:after="40" w:before="80"/>
-      <w:outlineLvl w:val="3"/>
-    </w:pPr>
     <w:rPr>
       <w:rFonts w:cstheme="majorBidi" w:eastAsiaTheme="majorEastAsia"/>
       <w:i/>
@@ -878,43 +1463,25 @@
       <w:color w:themeColor="accent1" w:themeShade="BF" w:val="0F4761"/>
     </w:rPr>
   </w:style>
-  <w:style w:styleId="Heading5" w:type="paragraph">
-    <w:name w:val="heading 5"/>
-    <w:basedOn w:val="Normal"/>
-    <w:next w:val="BodyText"/>
-    <w:link w:val="Heading5Char"/>
+  <w:style w:customStyle="1" w:styleId="berschrift5Zchn" w:type="character">
+    <w:name w:val="Überschrift 5 Zchn"/>
+    <w:basedOn w:val="Absatz-Standardschriftart"/>
+    <w:link w:val="berschrift5"/>
     <w:uiPriority w:val="9"/>
     <w:semiHidden/>
-    <w:unhideWhenUsed/>
-    <w:qFormat/>
     <w:rsid w:val="00A10FD9"/>
-    <w:pPr>
-      <w:keepNext/>
-      <w:keepLines/>
-      <w:spacing w:after="40" w:before="80"/>
-      <w:outlineLvl w:val="4"/>
-    </w:pPr>
     <w:rPr>
       <w:rFonts w:cstheme="majorBidi" w:eastAsiaTheme="majorEastAsia"/>
       <w:color w:themeColor="accent1" w:themeShade="BF" w:val="0F4761"/>
     </w:rPr>
   </w:style>
-  <w:style w:styleId="Heading6" w:type="paragraph">
-    <w:name w:val="heading 6"/>
-    <w:basedOn w:val="Normal"/>
-    <w:next w:val="BodyText"/>
-    <w:link w:val="Heading6Char"/>
+  <w:style w:customStyle="1" w:styleId="berschrift6Zchn" w:type="character">
+    <w:name w:val="Überschrift 6 Zchn"/>
+    <w:basedOn w:val="Absatz-Standardschriftart"/>
+    <w:link w:val="berschrift6"/>
     <w:uiPriority w:val="9"/>
     <w:semiHidden/>
-    <w:unhideWhenUsed/>
-    <w:qFormat/>
     <w:rsid w:val="00A10FD9"/>
-    <w:pPr>
-      <w:keepNext/>
-      <w:keepLines/>
-      <w:spacing w:after="0" w:before="40"/>
-      <w:outlineLvl w:val="5"/>
-    </w:pPr>
     <w:rPr>
       <w:rFonts w:cstheme="majorBidi" w:eastAsiaTheme="majorEastAsia"/>
       <w:i/>
@@ -922,43 +1489,25 @@
       <w:color w:themeColor="text1" w:themeTint="A6" w:val="595959"/>
     </w:rPr>
   </w:style>
-  <w:style w:styleId="Heading7" w:type="paragraph">
-    <w:name w:val="heading 7"/>
-    <w:basedOn w:val="Normal"/>
-    <w:next w:val="BodyText"/>
-    <w:link w:val="Heading7Char"/>
+  <w:style w:customStyle="1" w:styleId="berschrift7Zchn" w:type="character">
+    <w:name w:val="Überschrift 7 Zchn"/>
+    <w:basedOn w:val="Absatz-Standardschriftart"/>
+    <w:link w:val="berschrift7"/>
     <w:uiPriority w:val="9"/>
     <w:semiHidden/>
-    <w:unhideWhenUsed/>
-    <w:qFormat/>
     <w:rsid w:val="00A10FD9"/>
-    <w:pPr>
-      <w:keepNext/>
-      <w:keepLines/>
-      <w:spacing w:after="0" w:before="40"/>
-      <w:outlineLvl w:val="6"/>
-    </w:pPr>
     <w:rPr>
       <w:rFonts w:cstheme="majorBidi" w:eastAsiaTheme="majorEastAsia"/>
       <w:color w:themeColor="text1" w:themeTint="A6" w:val="595959"/>
     </w:rPr>
   </w:style>
-  <w:style w:styleId="Heading8" w:type="paragraph">
-    <w:name w:val="heading 8"/>
-    <w:basedOn w:val="Normal"/>
-    <w:next w:val="BodyText"/>
-    <w:link w:val="Heading8Char"/>
+  <w:style w:customStyle="1" w:styleId="berschrift8Zchn" w:type="character">
+    <w:name w:val="Überschrift 8 Zchn"/>
+    <w:basedOn w:val="Absatz-Standardschriftart"/>
+    <w:link w:val="berschrift8"/>
     <w:uiPriority w:val="9"/>
     <w:semiHidden/>
-    <w:unhideWhenUsed/>
-    <w:qFormat/>
     <w:rsid w:val="00A10FD9"/>
-    <w:pPr>
-      <w:keepNext/>
-      <w:keepLines/>
-      <w:spacing w:after="0"/>
-      <w:outlineLvl w:val="7"/>
-    </w:pPr>
     <w:rPr>
       <w:rFonts w:cstheme="majorBidi" w:eastAsiaTheme="majorEastAsia"/>
       <w:i/>
@@ -966,186 +1515,51 @@
       <w:color w:themeColor="text1" w:themeTint="D8" w:val="272727"/>
     </w:rPr>
   </w:style>
-  <w:style w:styleId="Heading9" w:type="paragraph">
-    <w:name w:val="heading 9"/>
-    <w:basedOn w:val="Normal"/>
-    <w:next w:val="BodyText"/>
-    <w:link w:val="Heading9Char"/>
-    <w:uiPriority w:val="9"/>
-    <w:semiHidden/>
-    <w:unhideWhenUsed/>
-    <w:qFormat/>
-    <w:rsid w:val="00A10FD9"/>
-    <w:pPr>
-      <w:keepNext/>
-      <w:keepLines/>
-      <w:spacing w:after="0"/>
-      <w:outlineLvl w:val="8"/>
-    </w:pPr>
-    <w:rPr>
-      <w:rFonts w:cstheme="majorBidi" w:eastAsiaTheme="majorEastAsia"/>
-      <w:color w:themeColor="text1" w:themeTint="D8" w:val="272727"/>
-    </w:rPr>
-  </w:style>
-  <w:style w:customStyle="1" w:styleId="Heading1Char" w:type="character">
-    <w:name w:val="Heading 1 Char"/>
-    <w:basedOn w:val="DefaultParagraphFont"/>
-    <w:link w:val="Heading1"/>
-    <w:uiPriority w:val="9"/>
-    <w:rsid w:val="00A10FD9"/>
-    <w:rPr>
-      <w:rFonts w:asciiTheme="majorHAnsi" w:cstheme="majorBidi" w:eastAsiaTheme="majorEastAsia" w:hAnsiTheme="majorHAnsi"/>
-      <w:color w:themeColor="accent1" w:themeShade="BF" w:val="0F4761"/>
-      <w:sz w:val="40"/>
-      <w:szCs w:val="40"/>
-    </w:rPr>
-  </w:style>
-  <w:style w:customStyle="1" w:styleId="Heading2Char" w:type="character">
-    <w:name w:val="Heading 2 Char"/>
-    <w:basedOn w:val="DefaultParagraphFont"/>
-    <w:link w:val="Heading2"/>
+  <w:style w:customStyle="1" w:styleId="berschrift9Zchn" w:type="character">
+    <w:name w:val="Überschrift 9 Zchn"/>
+    <w:basedOn w:val="Absatz-Standardschriftart"/>
+    <w:link w:val="berschrift9"/>
     <w:uiPriority w:val="9"/>
     <w:semiHidden/>
     <w:rsid w:val="00A10FD9"/>
     <w:rPr>
-      <w:rFonts w:asciiTheme="majorHAnsi" w:cstheme="majorBidi" w:eastAsiaTheme="majorEastAsia" w:hAnsiTheme="majorHAnsi"/>
-      <w:color w:themeColor="accent1" w:themeShade="BF" w:val="0F4761"/>
-      <w:sz w:val="32"/>
-      <w:szCs w:val="32"/>
-    </w:rPr>
-  </w:style>
-  <w:style w:customStyle="1" w:styleId="Heading3Char" w:type="character">
-    <w:name w:val="Heading 3 Char"/>
-    <w:basedOn w:val="DefaultParagraphFont"/>
-    <w:link w:val="Heading3"/>
-    <w:uiPriority w:val="9"/>
-    <w:semiHidden/>
-    <w:rsid w:val="00A10FD9"/>
-    <w:rPr>
-      <w:rFonts w:cstheme="majorBidi" w:eastAsiaTheme="majorEastAsia"/>
-      <w:color w:themeColor="accent1" w:themeShade="BF" w:val="0F4761"/>
-      <w:sz w:val="28"/>
-      <w:szCs w:val="28"/>
-    </w:rPr>
-  </w:style>
-  <w:style w:customStyle="1" w:styleId="Heading4Char" w:type="character">
-    <w:name w:val="Heading 4 Char"/>
-    <w:basedOn w:val="DefaultParagraphFont"/>
-    <w:link w:val="Heading4"/>
-    <w:uiPriority w:val="9"/>
-    <w:semiHidden/>
-    <w:rsid w:val="00A10FD9"/>
-    <w:rPr>
-      <w:rFonts w:cstheme="majorBidi" w:eastAsiaTheme="majorEastAsia"/>
-      <w:i/>
-      <w:iCs/>
-      <w:color w:themeColor="accent1" w:themeShade="BF" w:val="0F4761"/>
-    </w:rPr>
-  </w:style>
-  <w:style w:customStyle="1" w:styleId="Heading5Char" w:type="character">
-    <w:name w:val="Heading 5 Char"/>
-    <w:basedOn w:val="DefaultParagraphFont"/>
-    <w:link w:val="Heading5"/>
-    <w:uiPriority w:val="9"/>
-    <w:semiHidden/>
-    <w:rsid w:val="00A10FD9"/>
-    <w:rPr>
-      <w:rFonts w:cstheme="majorBidi" w:eastAsiaTheme="majorEastAsia"/>
-      <w:color w:themeColor="accent1" w:themeShade="BF" w:val="0F4761"/>
-    </w:rPr>
-  </w:style>
-  <w:style w:customStyle="1" w:styleId="Heading6Char" w:type="character">
-    <w:name w:val="Heading 6 Char"/>
-    <w:basedOn w:val="DefaultParagraphFont"/>
-    <w:link w:val="Heading6"/>
-    <w:uiPriority w:val="9"/>
-    <w:semiHidden/>
-    <w:rsid w:val="00A10FD9"/>
-    <w:rPr>
-      <w:rFonts w:cstheme="majorBidi" w:eastAsiaTheme="majorEastAsia"/>
-      <w:i/>
-      <w:iCs/>
-      <w:color w:themeColor="text1" w:themeTint="A6" w:val="595959"/>
-    </w:rPr>
-  </w:style>
-  <w:style w:customStyle="1" w:styleId="Heading7Char" w:type="character">
-    <w:name w:val="Heading 7 Char"/>
-    <w:basedOn w:val="DefaultParagraphFont"/>
-    <w:link w:val="Heading7"/>
-    <w:uiPriority w:val="9"/>
-    <w:semiHidden/>
-    <w:rsid w:val="00A10FD9"/>
-    <w:rPr>
-      <w:rFonts w:cstheme="majorBidi" w:eastAsiaTheme="majorEastAsia"/>
-      <w:color w:themeColor="text1" w:themeTint="A6" w:val="595959"/>
-    </w:rPr>
-  </w:style>
-  <w:style w:customStyle="1" w:styleId="Heading8Char" w:type="character">
-    <w:name w:val="Heading 8 Char"/>
-    <w:basedOn w:val="DefaultParagraphFont"/>
-    <w:link w:val="Heading8"/>
-    <w:uiPriority w:val="9"/>
-    <w:semiHidden/>
-    <w:rsid w:val="00A10FD9"/>
-    <w:rPr>
-      <w:rFonts w:cstheme="majorBidi" w:eastAsiaTheme="majorEastAsia"/>
-      <w:i/>
-      <w:iCs/>
-      <w:color w:themeColor="text1" w:themeTint="D8" w:val="272727"/>
-    </w:rPr>
-  </w:style>
-  <w:style w:customStyle="1" w:styleId="Heading9Char" w:type="character">
-    <w:name w:val="Heading 9 Char"/>
-    <w:basedOn w:val="DefaultParagraphFont"/>
-    <w:link w:val="Heading9"/>
-    <w:uiPriority w:val="9"/>
-    <w:semiHidden/>
-    <w:rsid w:val="00A10FD9"/>
-    <w:rPr>
       <w:rFonts w:cstheme="majorBidi" w:eastAsiaTheme="majorEastAsia"/>
       <w:color w:themeColor="text1" w:themeTint="D8" w:val="272727"/>
     </w:rPr>
   </w:style>
-  <w:style w:styleId="BlockText" w:type="paragraph">
+  <w:style w:styleId="Blocktext" w:type="paragraph">
     <w:name w:val="Block Text"/>
-    <w:basedOn w:val="BodyText"/>
-    <w:next w:val="BodyText"/>
+    <w:basedOn w:val="Textkrper"/>
+    <w:next w:val="Textkrper"/>
     <w:uiPriority w:val="9"/>
     <w:unhideWhenUsed/>
     <w:qFormat/>
     <w:pPr>
       <w:spacing w:after="100" w:before="100"/>
-      <w:ind w:firstLine="0" w:left="480" w:right="480"/>
-    </w:pPr>
-  </w:style>
-  <w:style w:styleId="FootnoteText" w:type="paragraph">
-    <w:name w:val="Footnote Text"/>
-    <w:basedOn w:val="Normal"/>
-    <w:next w:val="FootnoteText"/>
+      <w:ind w:left="480" w:right="480"/>
+    </w:pPr>
+  </w:style>
+  <w:style w:styleId="Funotentext" w:type="paragraph">
+    <w:name w:val="footnote text"/>
+    <w:basedOn w:val="Standard"/>
     <w:uiPriority w:val="9"/>
     <w:unhideWhenUsed/>
     <w:qFormat/>
   </w:style>
-  <w:style w:styleId="FootnoteBlockText" w:type="paragraph">
+  <w:style w:customStyle="1" w:styleId="FootnoteBlockText" w:type="paragraph">
     <w:name w:val="Footnote Block Text"/>
-    <w:basedOn w:val="FootnoteText"/>
-    <w:next w:val="FootnoteText"/>
+    <w:basedOn w:val="Funotentext"/>
+    <w:next w:val="Funotentext"/>
     <w:uiPriority w:val="9"/>
     <w:unhideWhenUsed/>
     <w:qFormat/>
     <w:pPr>
       <w:spacing w:after="100" w:before="100"/>
-      <w:ind w:firstLine="0" w:left="480" w:right="480"/>
-    </w:pPr>
-  </w:style>
-  <w:style w:default="1" w:styleId="DefaultParagraphFont" w:type="character">
-    <w:name w:val="Default Paragraph Font"/>
-    <w:semiHidden/>
-    <w:unhideWhenUsed/>
-  </w:style>
-  <w:style w:default="1" w:styleId="Table" w:type="table">
+      <w:ind w:left="480" w:right="480"/>
+    </w:pPr>
+  </w:style>
+  <w:style w:customStyle="1" w:styleId="Table" w:type="table">
     <w:name w:val="Table"/>
-    <w:basedOn w:val="TableNormal"/>
     <w:semiHidden/>
     <w:unhideWhenUsed/>
     <w:qFormat/>
@@ -1161,14 +1575,13 @@
     <w:tblStylePr w:type="firstRow">
       <w:tblPr>
         <w:jc w:val="left"/>
-        <w:tblInd w:type="dxa" w:w="0"/>
       </w:tblPr>
       <w:trPr>
         <w:jc w:val="left"/>
       </w:trPr>
       <w:tcPr>
         <w:tcBorders>
-          <w:bottom w:val="single"/>
+          <w:bottom w:color="auto" w:space="0" w:sz="0" w:val="single"/>
         </w:tcBorders>
         <w:vAlign w:val="bottom"/>
       </w:tcPr>
@@ -1176,7 +1589,7 @@
   </w:style>
   <w:style w:customStyle="1" w:styleId="DefinitionTerm" w:type="paragraph">
     <w:name w:val="Definition Term"/>
-    <w:basedOn w:val="Normal"/>
+    <w:basedOn w:val="Standard"/>
     <w:next w:val="Definition"/>
     <w:pPr>
       <w:keepNext/>
@@ -1189,14 +1602,14 @@
   </w:style>
   <w:style w:customStyle="1" w:styleId="Definition" w:type="paragraph">
     <w:name w:val="Definition"/>
-    <w:basedOn w:val="Normal"/>
-  </w:style>
-  <w:style w:styleId="Caption" w:type="paragraph">
-    <w:name w:val="Caption"/>
-    <w:basedOn w:val="Normal"/>
-    <w:link w:val="BodyTextChar"/>
-    <w:pPr>
-      <w:spacing w:after="120" w:before="0"/>
+    <w:basedOn w:val="Standard"/>
+  </w:style>
+  <w:style w:styleId="Beschriftung" w:type="paragraph">
+    <w:name w:val="caption"/>
+    <w:basedOn w:val="Standard"/>
+    <w:link w:val="BeschriftungZchn"/>
+    <w:pPr>
+      <w:spacing w:after="120"/>
     </w:pPr>
     <w:rPr>
       <w:i/>
@@ -1204,18 +1617,18 @@
   </w:style>
   <w:style w:customStyle="1" w:styleId="TableCaption" w:type="paragraph">
     <w:name w:val="Table Caption"/>
-    <w:basedOn w:val="Caption"/>
+    <w:basedOn w:val="Beschriftung"/>
     <w:pPr>
       <w:keepNext/>
     </w:pPr>
   </w:style>
   <w:style w:customStyle="1" w:styleId="ImageCaption" w:type="paragraph">
     <w:name w:val="Image Caption"/>
-    <w:basedOn w:val="Caption"/>
+    <w:basedOn w:val="Beschriftung"/>
   </w:style>
   <w:style w:customStyle="1" w:styleId="Figure" w:type="paragraph">
     <w:name w:val="Figure"/>
-    <w:basedOn w:val="Normal"/>
+    <w:basedOn w:val="Standard"/>
   </w:style>
   <w:style w:customStyle="1" w:styleId="CaptionedFigure" w:type="paragraph">
     <w:name w:val="Captioned Figure"/>
@@ -1224,14 +1637,14 @@
       <w:keepNext/>
     </w:pPr>
   </w:style>
-  <w:style w:customStyle="1" w:styleId="BodyTextChar" w:type="character">
-    <w:name w:val="Body Text Char"/>
-    <w:basedOn w:val="DefaultParagraphFont"/>
-    <w:link w:val="BodyText"/>
+  <w:style w:customStyle="1" w:styleId="BeschriftungZchn" w:type="character">
+    <w:name w:val="Beschriftung Zchn"/>
+    <w:basedOn w:val="Absatz-Standardschriftart"/>
+    <w:link w:val="Beschriftung"/>
   </w:style>
   <w:style w:customStyle="1" w:styleId="VerbatimChar" w:type="character">
     <w:name w:val="Verbatim Char"/>
-    <w:basedOn w:val="BodyTextChar"/>
+    <w:basedOn w:val="BeschriftungZchn"/>
     <w:rPr>
       <w:rFonts w:ascii="Consolas" w:hAnsi="Consolas"/>
       <w:sz w:val="22"/>
@@ -1239,26 +1652,26 @@
   </w:style>
   <w:style w:customStyle="1" w:styleId="SectionNumber" w:type="character">
     <w:name w:val="Section Number"/>
-    <w:basedOn w:val="BodyTextChar"/>
-  </w:style>
-  <w:style w:styleId="FootnoteReference" w:type="character">
-    <w:name w:val="Footnote Reference"/>
-    <w:basedOn w:val="BodyTextChar"/>
+    <w:basedOn w:val="BeschriftungZchn"/>
+  </w:style>
+  <w:style w:styleId="Funotenzeichen" w:type="character">
+    <w:name w:val="footnote reference"/>
+    <w:basedOn w:val="BeschriftungZchn"/>
     <w:rPr>
       <w:vertAlign w:val="superscript"/>
     </w:rPr>
   </w:style>
   <w:style w:styleId="Hyperlink" w:type="character">
     <w:name w:val="Hyperlink"/>
-    <w:basedOn w:val="BodyTextChar"/>
-    <w:rPr>
-      <w:color w:themeColor="accent1" w:val="4F81BD"/>
-    </w:rPr>
-  </w:style>
-  <w:style w:styleId="TOCHeading" w:type="paragraph">
+    <w:basedOn w:val="BeschriftungZchn"/>
+    <w:rPr>
+      <w:color w:themeColor="accent1" w:val="156082"/>
+    </w:rPr>
+  </w:style>
+  <w:style w:styleId="Inhaltsverzeichnisberschrift" w:type="paragraph">
     <w:name w:val="TOC Heading"/>
-    <w:basedOn w:val="Heading1"/>
-    <w:next w:val="BodyText"/>
+    <w:basedOn w:val="berschrift1"/>
+    <w:next w:val="Textkrper"/>
     <w:uiPriority w:val="39"/>
     <w:unhideWhenUsed/>
     <w:qFormat/>
@@ -1266,12 +1679,44 @@
       <w:spacing w:before="240" w:line="259" w:lineRule="auto"/>
       <w:outlineLvl w:val="9"/>
     </w:pPr>
-    <w:rPr>
-      <w:rFonts w:asciiTheme="majorHAnsi" w:cstheme="majorBidi" w:eastAsiaTheme="majorEastAsia" w:hAnsiTheme="majorHAnsi"/>
-      <w:b w:val="0"/>
-      <w:bCs w:val="0"/>
-      <w:color w:themeColor="accent1" w:themeShade="BF" w:val="365F91"/>
-    </w:rPr>
+  </w:style>
+  <w:style w:styleId="Kopfzeile" w:type="paragraph">
+    <w:name w:val="header"/>
+    <w:basedOn w:val="Standard"/>
+    <w:link w:val="KopfzeileZchn"/>
+    <w:rsid w:val="007713D8"/>
+    <w:pPr>
+      <w:tabs>
+        <w:tab w:pos="4536" w:val="center"/>
+        <w:tab w:pos="9072" w:val="right"/>
+      </w:tabs>
+      <w:spacing w:after="0"/>
+    </w:pPr>
+  </w:style>
+  <w:style w:customStyle="1" w:styleId="KopfzeileZchn" w:type="character">
+    <w:name w:val="Kopfzeile Zchn"/>
+    <w:basedOn w:val="Absatz-Standardschriftart"/>
+    <w:link w:val="Kopfzeile"/>
+    <w:rsid w:val="007713D8"/>
+  </w:style>
+  <w:style w:styleId="Fuzeile" w:type="paragraph">
+    <w:name w:val="footer"/>
+    <w:basedOn w:val="Standard"/>
+    <w:link w:val="FuzeileZchn"/>
+    <w:rsid w:val="007713D8"/>
+    <w:pPr>
+      <w:tabs>
+        <w:tab w:pos="4536" w:val="center"/>
+        <w:tab w:pos="9072" w:val="right"/>
+      </w:tabs>
+      <w:spacing w:after="0"/>
+    </w:pPr>
+  </w:style>
+  <w:style w:customStyle="1" w:styleId="FuzeileZchn" w:type="character">
+    <w:name w:val="Fußzeile Zchn"/>
+    <w:basedOn w:val="Absatz-Standardschriftart"/>
+    <w:link w:val="Fuzeile"/>
+    <w:rsid w:val="007713D8"/>
   </w:style>
   <w:style w:type="paragraph" w:customStyle="1" w:styleId="SourceCode">
     <w:name w:val="Source Code"/>

--- a/report_template.docx
+++ b/report_template.docx
@@ -15,7 +15,17 @@
         <w:pStyle w:val="Subtitle"/>
       </w:pPr>
       <w:r>
-        <w:t xml:space="preserve">Project: ****</w:t>
+        <w:t xml:space="preserve">Project:</w:t>
+      </w:r>
+      <w:r>
+        <w:t xml:space="preserve"> </w:t>
+      </w:r>
+      <w:r>
+        <w:rPr>
+          <w:b/>
+          <w:bCs/>
+        </w:rPr>
+        <w:t xml:space="preserve">AmazeLight</w:t>
       </w:r>
     </w:p>
     <w:p>
@@ -23,7 +33,7 @@
         <w:pStyle w:val="Date"/>
       </w:pPr>
       <w:r>
-        <w:t xml:space="preserve">2025-07-22</w:t>
+        <w:t xml:space="preserve">2025-07-24</w:t>
       </w:r>
     </w:p>
     <w:bookmarkStart w:id="22" w:name="preface"/>
@@ -81,7 +91,7 @@
       </w:r>
     </w:p>
     <w:bookmarkEnd w:id="22"/>
-    <w:bookmarkStart w:id="24" w:name="general-information"/>
+    <w:bookmarkStart w:id="25" w:name="general-information"/>
     <w:p>
       <w:pPr>
         <w:pStyle w:val="berschrift2"/>
@@ -95,10 +105,36 @@
         <w:pStyle w:val="FirstParagraph"/>
       </w:pPr>
       <w:r>
-        <w:t xml:space="preserve">Type(s) of study: Not specified</w:t>
+        <w:t xml:space="preserve">Type(s) of study: Observational, Cross-sectional</w:t>
       </w:r>
     </w:p>
-    <w:bookmarkStart w:id="23" w:name="description-of-the-main-use-case"/>
+    <w:bookmarkStart w:id="23" w:name="this-project-requires-50-devices"/>
+    <w:p>
+      <w:pPr>
+        <w:pStyle w:val="berschrift3"/>
+      </w:pPr>
+      <w:r>
+        <w:t xml:space="preserve">This project requires</w:t>
+      </w:r>
+      <w:r>
+        <w:t xml:space="preserve"> </w:t>
+      </w:r>
+      <w:r>
+        <w:rPr>
+          <w:b/>
+          <w:bCs/>
+        </w:rPr>
+        <w:t xml:space="preserve">50</w:t>
+      </w:r>
+      <w:r>
+        <w:t xml:space="preserve"> </w:t>
+      </w:r>
+      <w:r>
+        <w:t xml:space="preserve">devices</w:t>
+      </w:r>
+    </w:p>
+    <w:bookmarkEnd w:id="23"/>
+    <w:bookmarkStart w:id="24" w:name="description-of-the-main-use-case"/>
     <w:p>
       <w:pPr>
         <w:pStyle w:val="berschrift3"/>
@@ -107,9 +143,17 @@
         <w:t xml:space="preserve">Description of the (main) use case:</w:t>
       </w:r>
     </w:p>
-    <w:bookmarkEnd w:id="23"/>
+    <w:p>
+      <w:pPr>
+        <w:pStyle w:val="FirstParagraph"/>
+      </w:pPr>
+      <w:r>
+        <w:t xml:space="preserve">Participants are fitted with a device at the study visit and instructed to wear it continuously for 14 days, removing it only for intense water‑based activities. Data are wirelessly uploaded to a secure cloud server once a day. Participants complete one online questionnaire for chronotype. Primary outcomes are 24‑h melanopic dose, timing of first &gt;250 lux epoch, and their correlation with midpoint of sleep on free days (MSFsc).</w:t>
+      </w:r>
+    </w:p>
     <w:bookmarkEnd w:id="24"/>
-    <w:bookmarkStart w:id="25" w:name="hardware-requirements"/>
+    <w:bookmarkEnd w:id="25"/>
+    <w:bookmarkStart w:id="26" w:name="hardware-requirements"/>
     <w:p>
       <w:pPr>
         <w:pStyle w:val="berschrift2"/>
@@ -126,9 +170,9 @@
         <w:tblLook w:firstRow="1" w:lastRow="0" w:firstColumn="0" w:lastColumn="0" w:noHBand="0" w:noVBand="0" w:val="0020"/>
       </w:tblPr>
       <w:tblGrid>
-        <w:gridCol w:w="2982"/>
-        <w:gridCol w:w="2468"/>
-        <w:gridCol w:w="2468"/>
+        <w:gridCol w:w="2929"/>
+        <w:gridCol w:w="2495"/>
+        <w:gridCol w:w="2495"/>
       </w:tblGrid>
       <w:tr>
         <w:trPr>
@@ -187,7 +231,7 @@
               <w:pStyle w:val="Compact"/>
             </w:pPr>
             <w:r>
-              <w:t xml:space="preserve">Not specified</w:t>
+              <w:t xml:space="preserve">Necklace</w:t>
             </w:r>
           </w:p>
         </w:tc>
@@ -219,7 +263,7 @@
               <w:pStyle w:val="Compact"/>
             </w:pPr>
             <w:r>
-              <w:t xml:space="preserve">5 x 5 x 2 cm</w:t>
+              <w:t xml:space="preserve">3 x 5 x 1.5 cm</w:t>
             </w:r>
           </w:p>
         </w:tc>
@@ -265,8 +309,8 @@
         </w:tc>
       </w:tr>
     </w:tbl>
-    <w:bookmarkEnd w:id="25"/>
-    <w:bookmarkStart w:id="26" w:name="data-requirements"/>
+    <w:bookmarkEnd w:id="26"/>
+    <w:bookmarkStart w:id="27" w:name="data-requirements"/>
     <w:p>
       <w:pPr>
         <w:pStyle w:val="berschrift2"/>
@@ -283,9 +327,9 @@
         <w:tblLook w:firstRow="1" w:lastRow="0" w:firstColumn="0" w:lastColumn="0" w:noHBand="0" w:noVBand="0" w:val="0020"/>
       </w:tblPr>
       <w:tblGrid>
-        <w:gridCol w:w="2917"/>
-        <w:gridCol w:w="2501"/>
-        <w:gridCol w:w="2501"/>
+        <w:gridCol w:w="2860"/>
+        <w:gridCol w:w="2530"/>
+        <w:gridCol w:w="2530"/>
       </w:tblGrid>
       <w:tr>
         <w:trPr>
@@ -344,7 +388,7 @@
               <w:pStyle w:val="Compact"/>
             </w:pPr>
             <w:r>
-              <w:t xml:space="preserve">≤ 30 seconds</w:t>
+              <w:t xml:space="preserve">≤ 60 seconds</w:t>
             </w:r>
           </w:p>
         </w:tc>
@@ -376,7 +420,7 @@
               <w:pStyle w:val="Compact"/>
             </w:pPr>
             <w:r>
-              <w:t xml:space="preserve">Not specified</w:t>
+              <w:t xml:space="preserve">Recording interval needs to be freely adjustable</w:t>
             </w:r>
           </w:p>
         </w:tc>
@@ -390,8 +434,8 @@
         </w:tc>
       </w:tr>
     </w:tbl>
-    <w:bookmarkEnd w:id="26"/>
-    <w:bookmarkStart w:id="27" w:name="other-requirements"/>
+    <w:bookmarkEnd w:id="27"/>
+    <w:bookmarkStart w:id="28" w:name="other-requirements"/>
     <w:p>
       <w:pPr>
         <w:pStyle w:val="berschrift2"/>
@@ -408,9 +452,9 @@
         <w:tblLook w:firstRow="1" w:lastRow="0" w:firstColumn="0" w:lastColumn="0" w:noHBand="0" w:noVBand="0" w:val="0020"/>
       </w:tblPr>
       <w:tblGrid>
-        <w:gridCol w:w="2917"/>
-        <w:gridCol w:w="2501"/>
-        <w:gridCol w:w="2501"/>
+        <w:gridCol w:w="2860"/>
+        <w:gridCol w:w="2530"/>
+        <w:gridCol w:w="2530"/>
       </w:tblGrid>
       <w:tr>
         <w:trPr>
@@ -469,7 +513,7 @@
               <w:pStyle w:val="Compact"/>
             </w:pPr>
             <w:r>
-              <w:t xml:space="preserve">Not specified</w:t>
+              <w:t xml:space="preserve">500 €</w:t>
             </w:r>
           </w:p>
         </w:tc>
@@ -483,7 +527,7 @@
         </w:tc>
       </w:tr>
     </w:tbl>
-    <w:bookmarkEnd w:id="27"/>
+    <w:bookmarkEnd w:id="28"/>
     <w:sectPr>
       <w:headerReference r:id="rId9" w:type="default"/>
       <w:pgSz w:h="15840" w:w="12240"/>

--- a/report_template.docx
+++ b/report_template.docx
@@ -23,7 +23,7 @@
         <w:pStyle w:val="Date"/>
       </w:pPr>
       <w:r>
-        <w:t xml:space="preserve">2025-10-30</w:t>
+        <w:t xml:space="preserve">2025-10-31</w:t>
       </w:r>
     </w:p>
     <w:bookmarkStart w:id="23" w:name="preface"/>

--- a/report_template.docx
+++ b/report_template.docx
@@ -4,7 +4,7 @@
   <w:body>
     <w:p>
       <w:pPr>
-        <w:pStyle w:val="Title"/>
+        <w:pStyle w:val="Titel"/>
       </w:pPr>
       <w:r>
         <w:t xml:space="preserve">Wearable device requirements</w:t>
@@ -12,7 +12,7 @@
     </w:p>
     <w:p>
       <w:pPr>
-        <w:pStyle w:val="Subtitle"/>
+        <w:pStyle w:val="Untertitel"/>
       </w:pPr>
       <w:r>
         <w:t xml:space="preserve">Project: ****</w:t>
@@ -20,10 +20,10 @@
     </w:p>
     <w:p>
       <w:pPr>
-        <w:pStyle w:val="Date"/>
-      </w:pPr>
-      <w:r>
-        <w:t xml:space="preserve">2025-10-31</w:t>
+        <w:pStyle w:val="Datum"/>
+      </w:pPr>
+      <w:r>
+        <w:t xml:space="preserve">2026-03-30</w:t>
       </w:r>
     </w:p>
     <w:bookmarkStart w:id="23" w:name="preface"/>
